--- a/docs/ZX81Data/ZX80_ZX81_DEBUG_File_Format.docx
+++ b/docs/ZX81Data/ZX80_ZX81_DEBUG_File_Format.docx
@@ -561,7 +561,7 @@
       <w:pPr>
         <w:pStyle w:val="Ttulo1"/>
       </w:pPr>
-      <w:bookmarkStart w:id="0" w:name="_Toc238122818"/>
+      <w:bookmarkStart w:id="0" w:name="_Toc238330605"/>
       <w:r>
         <w:lastRenderedPageBreak/>
         <w:t>Contents</w:t>
@@ -596,7 +596,7 @@
       <w:r>
         <w:fldChar w:fldCharType="separate"/>
       </w:r>
-      <w:hyperlink w:anchor="_Toc238122818" w:history="1">
+      <w:hyperlink w:anchor="_Toc238330605" w:history="1">
         <w:r>
           <w:rPr>
             <w:rStyle w:val="Hipervnculo"/>
@@ -623,7 +623,7 @@
             <w:noProof/>
             <w:webHidden/>
           </w:rPr>
-          <w:instrText xml:space="preserve"> PAGEREF _Toc238122818 \h </w:instrText>
+          <w:instrText xml:space="preserve"> PAGEREF _Toc238330605 \h </w:instrText>
         </w:r>
         <w:r>
           <w:rPr>
@@ -674,7 +674,7 @@
           <w14:ligatures w14:val="standardContextual"/>
         </w:rPr>
       </w:pPr>
-      <w:hyperlink w:anchor="_Toc238122819" w:history="1">
+      <w:hyperlink w:anchor="_Toc238330606" w:history="1">
         <w:r>
           <w:rPr>
             <w:rStyle w:val="Hipervnculo"/>
@@ -701,7 +701,7 @@
             <w:noProof/>
             <w:webHidden/>
           </w:rPr>
-          <w:instrText xml:space="preserve"> PAGEREF _Toc238122819 \h </w:instrText>
+          <w:instrText xml:space="preserve"> PAGEREF _Toc238330606 \h </w:instrText>
         </w:r>
         <w:r>
           <w:rPr>
@@ -752,7 +752,7 @@
           <w14:ligatures w14:val="standardContextual"/>
         </w:rPr>
       </w:pPr>
-      <w:hyperlink w:anchor="_Toc238122820" w:history="1">
+      <w:hyperlink w:anchor="_Toc238330607" w:history="1">
         <w:r>
           <w:rPr>
             <w:rStyle w:val="Hipervnculo"/>
@@ -779,7 +779,7 @@
             <w:noProof/>
             <w:webHidden/>
           </w:rPr>
-          <w:instrText xml:space="preserve"> PAGEREF _Toc238122820 \h </w:instrText>
+          <w:instrText xml:space="preserve"> PAGEREF _Toc238330607 \h </w:instrText>
         </w:r>
         <w:r>
           <w:rPr>
@@ -829,7 +829,7 @@
           <w14:ligatures w14:val="standardContextual"/>
         </w:rPr>
       </w:pPr>
-      <w:hyperlink w:anchor="_Toc238122821" w:history="1">
+      <w:hyperlink w:anchor="_Toc238330608" w:history="1">
         <w:r>
           <w:rPr>
             <w:rStyle w:val="Hipervnculo"/>
@@ -856,7 +856,7 @@
             <w:noProof/>
             <w:webHidden/>
           </w:rPr>
-          <w:instrText xml:space="preserve"> PAGEREF _Toc238122821 \h </w:instrText>
+          <w:instrText xml:space="preserve"> PAGEREF _Toc238330608 \h </w:instrText>
         </w:r>
         <w:r>
           <w:rPr>
@@ -907,7 +907,7 @@
           <w14:ligatures w14:val="standardContextual"/>
         </w:rPr>
       </w:pPr>
-      <w:hyperlink w:anchor="_Toc238122822" w:history="1">
+      <w:hyperlink w:anchor="_Toc238330609" w:history="1">
         <w:r>
           <w:rPr>
             <w:rStyle w:val="Hipervnculo"/>
@@ -934,7 +934,7 @@
             <w:noProof/>
             <w:webHidden/>
           </w:rPr>
-          <w:instrText xml:space="preserve"> PAGEREF _Toc238122822 \h </w:instrText>
+          <w:instrText xml:space="preserve"> PAGEREF _Toc238330609 \h </w:instrText>
         </w:r>
         <w:r>
           <w:rPr>
@@ -984,7 +984,7 @@
           <w14:ligatures w14:val="standardContextual"/>
         </w:rPr>
       </w:pPr>
-      <w:hyperlink w:anchor="_Toc238122823" w:history="1">
+      <w:hyperlink w:anchor="_Toc238330610" w:history="1">
         <w:r>
           <w:rPr>
             <w:rStyle w:val="Hipervnculo"/>
@@ -1011,7 +1011,7 @@
             <w:noProof/>
             <w:webHidden/>
           </w:rPr>
-          <w:instrText xml:space="preserve"> PAGEREF _Toc238122823 \h </w:instrText>
+          <w:instrText xml:space="preserve"> PAGEREF _Toc238330610 \h </w:instrText>
         </w:r>
         <w:r>
           <w:rPr>
@@ -1061,7 +1061,7 @@
           <w14:ligatures w14:val="standardContextual"/>
         </w:rPr>
       </w:pPr>
-      <w:hyperlink w:anchor="_Toc238122824" w:history="1">
+      <w:hyperlink w:anchor="_Toc238330611" w:history="1">
         <w:r>
           <w:rPr>
             <w:rStyle w:val="Hipervnculo"/>
@@ -1088,7 +1088,7 @@
             <w:noProof/>
             <w:webHidden/>
           </w:rPr>
-          <w:instrText xml:space="preserve"> PAGEREF _Toc238122824 \h </w:instrText>
+          <w:instrText xml:space="preserve"> PAGEREF _Toc238330611 \h </w:instrText>
         </w:r>
         <w:r>
           <w:rPr>
@@ -1139,7 +1139,7 @@
           <w14:ligatures w14:val="standardContextual"/>
         </w:rPr>
       </w:pPr>
-      <w:hyperlink w:anchor="_Toc238122825" w:history="1">
+      <w:hyperlink w:anchor="_Toc238330612" w:history="1">
         <w:r>
           <w:rPr>
             <w:rStyle w:val="Hipervnculo"/>
@@ -1166,7 +1166,7 @@
             <w:noProof/>
             <w:webHidden/>
           </w:rPr>
-          <w:instrText xml:space="preserve"> PAGEREF _Toc238122825 \h </w:instrText>
+          <w:instrText xml:space="preserve"> PAGEREF _Toc238330612 \h </w:instrText>
         </w:r>
         <w:r>
           <w:rPr>
@@ -1216,7 +1216,7 @@
           <w14:ligatures w14:val="standardContextual"/>
         </w:rPr>
       </w:pPr>
-      <w:hyperlink w:anchor="_Toc238122826" w:history="1">
+      <w:hyperlink w:anchor="_Toc238330613" w:history="1">
         <w:r>
           <w:rPr>
             <w:rStyle w:val="Hipervnculo"/>
@@ -1243,7 +1243,7 @@
             <w:noProof/>
             <w:webHidden/>
           </w:rPr>
-          <w:instrText xml:space="preserve"> PAGEREF _Toc238122826 \h </w:instrText>
+          <w:instrText xml:space="preserve"> PAGEREF _Toc238330613 \h </w:instrText>
         </w:r>
         <w:r>
           <w:rPr>
@@ -1293,7 +1293,7 @@
           <w14:ligatures w14:val="standardContextual"/>
         </w:rPr>
       </w:pPr>
-      <w:hyperlink w:anchor="_Toc238122827" w:history="1">
+      <w:hyperlink w:anchor="_Toc238330614" w:history="1">
         <w:r>
           <w:rPr>
             <w:rStyle w:val="Hipervnculo"/>
@@ -1320,7 +1320,7 @@
             <w:noProof/>
             <w:webHidden/>
           </w:rPr>
-          <w:instrText xml:space="preserve"> PAGEREF _Toc238122827 \h </w:instrText>
+          <w:instrText xml:space="preserve"> PAGEREF _Toc238330614 \h </w:instrText>
         </w:r>
         <w:r>
           <w:rPr>
@@ -1371,7 +1371,7 @@
           <w14:ligatures w14:val="standardContextual"/>
         </w:rPr>
       </w:pPr>
-      <w:hyperlink w:anchor="_Toc238122828" w:history="1">
+      <w:hyperlink w:anchor="_Toc238330615" w:history="1">
         <w:r>
           <w:rPr>
             <w:rStyle w:val="Hipervnculo"/>
@@ -1398,7 +1398,7 @@
             <w:noProof/>
             <w:webHidden/>
           </w:rPr>
-          <w:instrText xml:space="preserve"> PAGEREF _Toc238122828 \h </w:instrText>
+          <w:instrText xml:space="preserve"> PAGEREF _Toc238330615 \h </w:instrText>
         </w:r>
         <w:r>
           <w:rPr>
@@ -1448,7 +1448,7 @@
           <w14:ligatures w14:val="standardContextual"/>
         </w:rPr>
       </w:pPr>
-      <w:hyperlink w:anchor="_Toc238122829" w:history="1">
+      <w:hyperlink w:anchor="_Toc238330616" w:history="1">
         <w:r>
           <w:rPr>
             <w:rStyle w:val="Hipervnculo"/>
@@ -1475,7 +1475,7 @@
             <w:noProof/>
             <w:webHidden/>
           </w:rPr>
-          <w:instrText xml:space="preserve"> PAGEREF _Toc238122829 \h </w:instrText>
+          <w:instrText xml:space="preserve"> PAGEREF _Toc238330616 \h </w:instrText>
         </w:r>
         <w:r>
           <w:rPr>
@@ -1525,7 +1525,7 @@
           <w14:ligatures w14:val="standardContextual"/>
         </w:rPr>
       </w:pPr>
-      <w:hyperlink w:anchor="_Toc238122830" w:history="1">
+      <w:hyperlink w:anchor="_Toc238330617" w:history="1">
         <w:r>
           <w:rPr>
             <w:rStyle w:val="Hipervnculo"/>
@@ -1552,7 +1552,7 @@
             <w:noProof/>
             <w:webHidden/>
           </w:rPr>
-          <w:instrText xml:space="preserve"> PAGEREF _Toc238122830 \h </w:instrText>
+          <w:instrText xml:space="preserve"> PAGEREF _Toc238330617 \h </w:instrText>
         </w:r>
         <w:r>
           <w:rPr>
@@ -1602,7 +1602,7 @@
           <w14:ligatures w14:val="standardContextual"/>
         </w:rPr>
       </w:pPr>
-      <w:hyperlink w:anchor="_Toc238122831" w:history="1">
+      <w:hyperlink w:anchor="_Toc238330618" w:history="1">
         <w:r>
           <w:rPr>
             <w:rStyle w:val="Hipervnculo"/>
@@ -1629,7 +1629,7 @@
             <w:noProof/>
             <w:webHidden/>
           </w:rPr>
-          <w:instrText xml:space="preserve"> PAGEREF _Toc238122831 \h </w:instrText>
+          <w:instrText xml:space="preserve"> PAGEREF _Toc238330618 \h </w:instrText>
         </w:r>
         <w:r>
           <w:rPr>
@@ -1679,7 +1679,7 @@
           <w14:ligatures w14:val="standardContextual"/>
         </w:rPr>
       </w:pPr>
-      <w:hyperlink w:anchor="_Toc238122832" w:history="1">
+      <w:hyperlink w:anchor="_Toc238330619" w:history="1">
         <w:r>
           <w:rPr>
             <w:rStyle w:val="Hipervnculo"/>
@@ -1706,7 +1706,7 @@
             <w:noProof/>
             <w:webHidden/>
           </w:rPr>
-          <w:instrText xml:space="preserve"> PAGEREF _Toc238122832 \h </w:instrText>
+          <w:instrText xml:space="preserve"> PAGEREF _Toc238330619 \h </w:instrText>
         </w:r>
         <w:r>
           <w:rPr>
@@ -1756,7 +1756,7 @@
           <w14:ligatures w14:val="standardContextual"/>
         </w:rPr>
       </w:pPr>
-      <w:hyperlink w:anchor="_Toc238122833" w:history="1">
+      <w:hyperlink w:anchor="_Toc238330620" w:history="1">
         <w:r>
           <w:rPr>
             <w:rStyle w:val="Hipervnculo"/>
@@ -1783,7 +1783,7 @@
             <w:noProof/>
             <w:webHidden/>
           </w:rPr>
-          <w:instrText xml:space="preserve"> PAGEREF _Toc238122833 \h </w:instrText>
+          <w:instrText xml:space="preserve"> PAGEREF _Toc238330620 \h </w:instrText>
         </w:r>
         <w:r>
           <w:rPr>
@@ -1833,7 +1833,7 @@
           <w14:ligatures w14:val="standardContextual"/>
         </w:rPr>
       </w:pPr>
-      <w:hyperlink w:anchor="_Toc238122834" w:history="1">
+      <w:hyperlink w:anchor="_Toc238330621" w:history="1">
         <w:r>
           <w:rPr>
             <w:rStyle w:val="Hipervnculo"/>
@@ -1860,7 +1860,7 @@
             <w:noProof/>
             <w:webHidden/>
           </w:rPr>
-          <w:instrText xml:space="preserve"> PAGEREF _Toc238122834 \h </w:instrText>
+          <w:instrText xml:space="preserve"> PAGEREF _Toc238330621 \h </w:instrText>
         </w:r>
         <w:r>
           <w:rPr>
@@ -1911,7 +1911,7 @@
           <w14:ligatures w14:val="standardContextual"/>
         </w:rPr>
       </w:pPr>
-      <w:hyperlink w:anchor="_Toc238122835" w:history="1">
+      <w:hyperlink w:anchor="_Toc238330622" w:history="1">
         <w:r>
           <w:rPr>
             <w:rStyle w:val="Hipervnculo"/>
@@ -1938,7 +1938,7 @@
             <w:noProof/>
             <w:webHidden/>
           </w:rPr>
-          <w:instrText xml:space="preserve"> PAGEREF _Toc238122835 \h </w:instrText>
+          <w:instrText xml:space="preserve"> PAGEREF _Toc238330622 \h </w:instrText>
         </w:r>
         <w:r>
           <w:rPr>
@@ -1988,7 +1988,7 @@
           <w14:ligatures w14:val="standardContextual"/>
         </w:rPr>
       </w:pPr>
-      <w:hyperlink w:anchor="_Toc238122836" w:history="1">
+      <w:hyperlink w:anchor="_Toc238330623" w:history="1">
         <w:r>
           <w:rPr>
             <w:rStyle w:val="Hipervnculo"/>
@@ -2015,7 +2015,7 @@
             <w:noProof/>
             <w:webHidden/>
           </w:rPr>
-          <w:instrText xml:space="preserve"> PAGEREF _Toc238122836 \h </w:instrText>
+          <w:instrText xml:space="preserve"> PAGEREF _Toc238330623 \h </w:instrText>
         </w:r>
         <w:r>
           <w:rPr>
@@ -2065,7 +2065,7 @@
           <w14:ligatures w14:val="standardContextual"/>
         </w:rPr>
       </w:pPr>
-      <w:hyperlink w:anchor="_Toc238122837" w:history="1">
+      <w:hyperlink w:anchor="_Toc238330624" w:history="1">
         <w:r>
           <w:rPr>
             <w:rStyle w:val="Hipervnculo"/>
@@ -2092,7 +2092,7 @@
             <w:noProof/>
             <w:webHidden/>
           </w:rPr>
-          <w:instrText xml:space="preserve"> PAGEREF _Toc238122837 \h </w:instrText>
+          <w:instrText xml:space="preserve"> PAGEREF _Toc238330624 \h </w:instrText>
         </w:r>
         <w:r>
           <w:rPr>
@@ -2140,7 +2140,7 @@
           <w14:ligatures w14:val="standardContextual"/>
         </w:rPr>
       </w:pPr>
-      <w:hyperlink w:anchor="_Toc238122838" w:history="1">
+      <w:hyperlink w:anchor="_Toc238330625" w:history="1">
         <w:r>
           <w:rPr>
             <w:rStyle w:val="Hipervnculo"/>
@@ -2167,7 +2167,7 @@
             <w:noProof/>
             <w:webHidden/>
           </w:rPr>
-          <w:instrText xml:space="preserve"> PAGEREF _Toc238122838 \h </w:instrText>
+          <w:instrText xml:space="preserve"> PAGEREF _Toc238330625 \h </w:instrText>
         </w:r>
         <w:r>
           <w:rPr>
@@ -2215,7 +2215,7 @@
           <w14:ligatures w14:val="standardContextual"/>
         </w:rPr>
       </w:pPr>
-      <w:hyperlink w:anchor="_Toc238122839" w:history="1">
+      <w:hyperlink w:anchor="_Toc238330626" w:history="1">
         <w:r>
           <w:rPr>
             <w:rStyle w:val="Hipervnculo"/>
@@ -2242,7 +2242,7 @@
             <w:noProof/>
             <w:webHidden/>
           </w:rPr>
-          <w:instrText xml:space="preserve"> PAGEREF _Toc238122839 \h </w:instrText>
+          <w:instrText xml:space="preserve"> PAGEREF _Toc238330626 \h </w:instrText>
         </w:r>
         <w:r>
           <w:rPr>
@@ -2290,7 +2290,7 @@
           <w14:ligatures w14:val="standardContextual"/>
         </w:rPr>
       </w:pPr>
-      <w:hyperlink w:anchor="_Toc238122840" w:history="1">
+      <w:hyperlink w:anchor="_Toc238330627" w:history="1">
         <w:r>
           <w:rPr>
             <w:rStyle w:val="Hipervnculo"/>
@@ -2317,7 +2317,7 @@
             <w:noProof/>
             <w:webHidden/>
           </w:rPr>
-          <w:instrText xml:space="preserve"> PAGEREF _Toc238122840 \h </w:instrText>
+          <w:instrText xml:space="preserve"> PAGEREF _Toc238330627 \h </w:instrText>
         </w:r>
         <w:r>
           <w:rPr>
@@ -2368,7 +2368,7 @@
           <w14:ligatures w14:val="standardContextual"/>
         </w:rPr>
       </w:pPr>
-      <w:hyperlink w:anchor="_Toc238122841" w:history="1">
+      <w:hyperlink w:anchor="_Toc238330628" w:history="1">
         <w:r>
           <w:rPr>
             <w:rStyle w:val="Hipervnculo"/>
@@ -2395,7 +2395,7 @@
             <w:noProof/>
             <w:webHidden/>
           </w:rPr>
-          <w:instrText xml:space="preserve"> PAGEREF _Toc238122841 \h </w:instrText>
+          <w:instrText xml:space="preserve"> PAGEREF _Toc238330628 \h </w:instrText>
         </w:r>
         <w:r>
           <w:rPr>
@@ -2445,7 +2445,7 @@
           <w14:ligatures w14:val="standardContextual"/>
         </w:rPr>
       </w:pPr>
-      <w:hyperlink w:anchor="_Toc238122842" w:history="1">
+      <w:hyperlink w:anchor="_Toc238330629" w:history="1">
         <w:r>
           <w:rPr>
             <w:rStyle w:val="Hipervnculo"/>
@@ -2472,7 +2472,7 @@
             <w:noProof/>
             <w:webHidden/>
           </w:rPr>
-          <w:instrText xml:space="preserve"> PAGEREF _Toc238122842 \h </w:instrText>
+          <w:instrText xml:space="preserve"> PAGEREF _Toc238330629 \h </w:instrText>
         </w:r>
         <w:r>
           <w:rPr>
@@ -2522,7 +2522,7 @@
           <w14:ligatures w14:val="standardContextual"/>
         </w:rPr>
       </w:pPr>
-      <w:hyperlink w:anchor="_Toc238122843" w:history="1">
+      <w:hyperlink w:anchor="_Toc238330630" w:history="1">
         <w:r>
           <w:rPr>
             <w:rStyle w:val="Hipervnculo"/>
@@ -2549,7 +2549,7 @@
             <w:noProof/>
             <w:webHidden/>
           </w:rPr>
-          <w:instrText xml:space="preserve"> PAGEREF _Toc238122843 \h </w:instrText>
+          <w:instrText xml:space="preserve"> PAGEREF _Toc238330630 \h </w:instrText>
         </w:r>
         <w:r>
           <w:rPr>
@@ -2600,7 +2600,7 @@
           <w14:ligatures w14:val="standardContextual"/>
         </w:rPr>
       </w:pPr>
-      <w:hyperlink w:anchor="_Toc238122844" w:history="1">
+      <w:hyperlink w:anchor="_Toc238330631" w:history="1">
         <w:r>
           <w:rPr>
             <w:rStyle w:val="Hipervnculo"/>
@@ -2627,7 +2627,7 @@
             <w:noProof/>
             <w:webHidden/>
           </w:rPr>
-          <w:instrText xml:space="preserve"> PAGEREF _Toc238122844 \h </w:instrText>
+          <w:instrText xml:space="preserve"> PAGEREF _Toc238330631 \h </w:instrText>
         </w:r>
         <w:r>
           <w:rPr>
@@ -2677,7 +2677,7 @@
           <w14:ligatures w14:val="standardContextual"/>
         </w:rPr>
       </w:pPr>
-      <w:hyperlink w:anchor="_Toc238122845" w:history="1">
+      <w:hyperlink w:anchor="_Toc238330632" w:history="1">
         <w:r>
           <w:rPr>
             <w:rStyle w:val="Hipervnculo"/>
@@ -2704,7 +2704,7 @@
             <w:noProof/>
             <w:webHidden/>
           </w:rPr>
-          <w:instrText xml:space="preserve"> PAGEREF _Toc238122845 \h </w:instrText>
+          <w:instrText xml:space="preserve"> PAGEREF _Toc238330632 \h </w:instrText>
         </w:r>
         <w:r>
           <w:rPr>
@@ -2754,7 +2754,7 @@
           <w14:ligatures w14:val="standardContextual"/>
         </w:rPr>
       </w:pPr>
-      <w:hyperlink w:anchor="_Toc238122846" w:history="1">
+      <w:hyperlink w:anchor="_Toc238330633" w:history="1">
         <w:r>
           <w:rPr>
             <w:rStyle w:val="Hipervnculo"/>
@@ -2781,7 +2781,7 @@
             <w:noProof/>
             <w:webHidden/>
           </w:rPr>
-          <w:instrText xml:space="preserve"> PAGEREF _Toc238122846 \h </w:instrText>
+          <w:instrText xml:space="preserve"> PAGEREF _Toc238330633 \h </w:instrText>
         </w:r>
         <w:r>
           <w:rPr>
@@ -2832,7 +2832,7 @@
           <w14:ligatures w14:val="standardContextual"/>
         </w:rPr>
       </w:pPr>
-      <w:hyperlink w:anchor="_Toc238122847" w:history="1">
+      <w:hyperlink w:anchor="_Toc238330634" w:history="1">
         <w:r>
           <w:rPr>
             <w:rStyle w:val="Hipervnculo"/>
@@ -2859,7 +2859,7 @@
             <w:noProof/>
             <w:webHidden/>
           </w:rPr>
-          <w:instrText xml:space="preserve"> PAGEREF _Toc238122847 \h </w:instrText>
+          <w:instrText xml:space="preserve"> PAGEREF _Toc238330634 \h </w:instrText>
         </w:r>
         <w:r>
           <w:rPr>
@@ -2909,7 +2909,7 @@
           <w14:ligatures w14:val="standardContextual"/>
         </w:rPr>
       </w:pPr>
-      <w:hyperlink w:anchor="_Toc238122848" w:history="1">
+      <w:hyperlink w:anchor="_Toc238330635" w:history="1">
         <w:r>
           <w:rPr>
             <w:rStyle w:val="Hipervnculo"/>
@@ -2936,7 +2936,7 @@
             <w:noProof/>
             <w:webHidden/>
           </w:rPr>
-          <w:instrText xml:space="preserve"> PAGEREF _Toc238122848 \h </w:instrText>
+          <w:instrText xml:space="preserve"> PAGEREF _Toc238330635 \h </w:instrText>
         </w:r>
         <w:r>
           <w:rPr>
@@ -2986,7 +2986,7 @@
           <w14:ligatures w14:val="standardContextual"/>
         </w:rPr>
       </w:pPr>
-      <w:hyperlink w:anchor="_Toc238122849" w:history="1">
+      <w:hyperlink w:anchor="_Toc238330636" w:history="1">
         <w:r>
           <w:rPr>
             <w:rStyle w:val="Hipervnculo"/>
@@ -3013,7 +3013,7 @@
             <w:noProof/>
             <w:webHidden/>
           </w:rPr>
-          <w:instrText xml:space="preserve"> PAGEREF _Toc238122849 \h </w:instrText>
+          <w:instrText xml:space="preserve"> PAGEREF _Toc238330636 \h </w:instrText>
         </w:r>
         <w:r>
           <w:rPr>
@@ -3063,7 +3063,7 @@
           <w14:ligatures w14:val="standardContextual"/>
         </w:rPr>
       </w:pPr>
-      <w:hyperlink w:anchor="_Toc238122850" w:history="1">
+      <w:hyperlink w:anchor="_Toc238330637" w:history="1">
         <w:r>
           <w:rPr>
             <w:rStyle w:val="Hipervnculo"/>
@@ -3090,7 +3090,7 @@
             <w:noProof/>
             <w:webHidden/>
           </w:rPr>
-          <w:instrText xml:space="preserve"> PAGEREF _Toc238122850 \h </w:instrText>
+          <w:instrText xml:space="preserve"> PAGEREF _Toc238330637 \h </w:instrText>
         </w:r>
         <w:r>
           <w:rPr>
@@ -3140,7 +3140,7 @@
           <w14:ligatures w14:val="standardContextual"/>
         </w:rPr>
       </w:pPr>
-      <w:hyperlink w:anchor="_Toc238122851" w:history="1">
+      <w:hyperlink w:anchor="_Toc238330638" w:history="1">
         <w:r>
           <w:rPr>
             <w:rStyle w:val="Hipervnculo"/>
@@ -3167,7 +3167,7 @@
             <w:noProof/>
             <w:webHidden/>
           </w:rPr>
-          <w:instrText xml:space="preserve"> PAGEREF _Toc238122851 \h </w:instrText>
+          <w:instrText xml:space="preserve"> PAGEREF _Toc238330638 \h </w:instrText>
         </w:r>
         <w:r>
           <w:rPr>
@@ -3217,7 +3217,7 @@
           <w14:ligatures w14:val="standardContextual"/>
         </w:rPr>
       </w:pPr>
-      <w:hyperlink w:anchor="_Toc238122852" w:history="1">
+      <w:hyperlink w:anchor="_Toc238330639" w:history="1">
         <w:r>
           <w:rPr>
             <w:rStyle w:val="Hipervnculo"/>
@@ -3244,7 +3244,7 @@
             <w:noProof/>
             <w:webHidden/>
           </w:rPr>
-          <w:instrText xml:space="preserve"> PAGEREF _Toc238122852 \h </w:instrText>
+          <w:instrText xml:space="preserve"> PAGEREF _Toc238330639 \h </w:instrText>
         </w:r>
         <w:r>
           <w:rPr>
@@ -3289,7 +3289,7 @@
       <w:pPr>
         <w:pStyle w:val="Ttulo"/>
       </w:pPr>
-      <w:bookmarkStart w:id="1" w:name="_Toc238122819"/>
+      <w:bookmarkStart w:id="1" w:name="_Toc238330606"/>
       <w:r>
         <w:lastRenderedPageBreak/>
         <w:t>Foreword</w:t>
@@ -3305,7 +3305,7 @@
       <w:pPr>
         <w:pStyle w:val="Ttulo"/>
       </w:pPr>
-      <w:bookmarkStart w:id="2" w:name="_Toc238122820"/>
+      <w:bookmarkStart w:id="2" w:name="_Toc238330607"/>
       <w:r>
         <w:lastRenderedPageBreak/>
         <w:t>1. Purpose, scope, and models</w:t>
@@ -3320,9 +3320,9 @@
     <w:p>
       <w:pPr>
         <w:pStyle w:val="Ttulo1"/>
-        <w:spacing w:before="200"/>
-      </w:pPr>
-      <w:bookmarkStart w:id="3" w:name="_Toc238122821"/>
+        <w:spacing w:before="280"/>
+      </w:pPr>
+      <w:bookmarkStart w:id="3" w:name="_Toc238330608"/>
       <w:r>
         <w:t>1.1 Scope of this guide</w:t>
       </w:r>
@@ -3347,7 +3347,7 @@
       <w:pPr>
         <w:pStyle w:val="Ttulo"/>
       </w:pPr>
-      <w:bookmarkStart w:id="4" w:name="_Toc238122822"/>
+      <w:bookmarkStart w:id="4" w:name="_Toc238330609"/>
       <w:r>
         <w:lastRenderedPageBreak/>
         <w:t>2. Activation and producer selection</w:t>
@@ -3357,9 +3357,9 @@
     <w:p>
       <w:pPr>
         <w:pStyle w:val="Ttulo1"/>
-        <w:spacing w:before="200"/>
-      </w:pPr>
-      <w:bookmarkStart w:id="5" w:name="_Toc238122823"/>
+        <w:spacing w:before="280"/>
+      </w:pPr>
+      <w:bookmarkStart w:id="5" w:name="_Toc238330610"/>
       <w:r>
         <w:t>2.1 Console command</w:t>
       </w:r>
@@ -3815,9 +3815,9 @@
     <w:p>
       <w:pPr>
         <w:pStyle w:val="Ttulo1"/>
-        <w:spacing w:before="200"/>
-      </w:pPr>
-      <w:bookmarkStart w:id="6" w:name="_Toc238122824"/>
+        <w:spacing w:before="280"/>
+      </w:pPr>
+      <w:bookmarkStart w:id="6" w:name="_Toc238330611"/>
       <w:r>
         <w:t>2.2 Conditions and special paths</w:t>
       </w:r>
@@ -3875,7 +3875,7 @@
       <w:pPr>
         <w:pStyle w:val="Ttulo"/>
       </w:pPr>
-      <w:bookmarkStart w:id="7" w:name="_Toc238122825"/>
+      <w:bookmarkStart w:id="7" w:name="_Toc238330612"/>
       <w:r>
         <w:lastRenderedPageBreak/>
         <w:t>3. Common file structure</w:t>
@@ -3885,9 +3885,9 @@
     <w:p>
       <w:pPr>
         <w:pStyle w:val="Ttulo1"/>
-        <w:spacing w:before="200"/>
-      </w:pPr>
-      <w:bookmarkStart w:id="8" w:name="_Toc238122826"/>
+        <w:spacing w:before="280"/>
+      </w:pPr>
+      <w:bookmarkStart w:id="8" w:name="_Toc238330613"/>
       <w:r>
         <w:t>3.1 Physical hierarchy</w:t>
       </w:r>
@@ -4206,9 +4206,9 @@
     <w:p>
       <w:pPr>
         <w:pStyle w:val="Ttulo1"/>
-        <w:spacing w:before="200"/>
-      </w:pPr>
-      <w:bookmarkStart w:id="9" w:name="_Toc238122827"/>
+        <w:spacing w:before="280"/>
+      </w:pPr>
+      <w:bookmarkStart w:id="9" w:name="_Toc238330614"/>
       <w:r>
         <w:t>3.2 Timing rules</w:t>
       </w:r>
@@ -4290,7 +4290,7 @@
       <w:pPr>
         <w:pStyle w:val="Ttulo"/>
       </w:pPr>
-      <w:bookmarkStart w:id="10" w:name="_Toc238122828"/>
+      <w:bookmarkStart w:id="10" w:name="_Toc238330615"/>
       <w:r>
         <w:lastRenderedPageBreak/>
         <w:t>4. Common framework records</w:t>
@@ -4300,9 +4300,9 @@
     <w:p>
       <w:pPr>
         <w:pStyle w:val="Ttulo1"/>
-        <w:spacing w:before="200"/>
-      </w:pPr>
-      <w:bookmarkStart w:id="11" w:name="_Toc238122829"/>
+        <w:spacing w:before="280"/>
+      </w:pPr>
+      <w:bookmarkStart w:id="11" w:name="_Toc238330616"/>
       <w:r>
         <w:t>CPU — Info Cycle</w:t>
       </w:r>
@@ -4366,9 +4366,9 @@
     <w:p>
       <w:pPr>
         <w:pStyle w:val="Ttulo1"/>
-        <w:spacing w:before="200"/>
-      </w:pPr>
-      <w:bookmarkStart w:id="12" w:name="_Toc238122830"/>
+        <w:spacing w:before="280"/>
+      </w:pPr>
+      <w:bookmarkStart w:id="12" w:name="_Toc238330617"/>
       <w:r>
         <w:t>CPU — Transaction about to execute</w:t>
       </w:r>
@@ -4432,9 +4432,9 @@
     <w:p>
       <w:pPr>
         <w:pStyle w:val="Ttulo1"/>
-        <w:spacing w:before="200"/>
-      </w:pPr>
-      <w:bookmarkStart w:id="13" w:name="_Toc238122831"/>
+        <w:spacing w:before="280"/>
+      </w:pPr>
+      <w:bookmarkStart w:id="13" w:name="_Toc238330618"/>
       <w:r>
         <w:t>CPU — Executed instruction</w:t>
       </w:r>
@@ -4498,9 +4498,9 @@
     <w:p>
       <w:pPr>
         <w:pStyle w:val="Ttulo1"/>
-        <w:spacing w:before="200"/>
-      </w:pPr>
-      <w:bookmarkStart w:id="14" w:name="_Toc238122832"/>
+        <w:spacing w:before="280"/>
+      </w:pPr>
+      <w:bookmarkStart w:id="14" w:name="_Toc238330619"/>
       <w:r>
         <w:t>CPU — Stop</w:t>
       </w:r>
@@ -4565,9 +4565,9 @@
     <w:p>
       <w:pPr>
         <w:pStyle w:val="Ttulo1"/>
-        <w:spacing w:before="200"/>
-      </w:pPr>
-      <w:bookmarkStart w:id="15" w:name="_Toc238122833"/>
+        <w:spacing w:before="280"/>
+      </w:pPr>
+      <w:bookmarkStart w:id="15" w:name="_Toc238330620"/>
       <w:r>
         <w:t>CPU — Interrupts</w:t>
       </w:r>
@@ -4631,9 +4631,9 @@
     <w:p>
       <w:pPr>
         <w:pStyle w:val="Ttulo1"/>
-        <w:spacing w:before="200"/>
-      </w:pPr>
-      <w:bookmarkStart w:id="16" w:name="_Toc238122834"/>
+        <w:spacing w:before="280"/>
+      </w:pPr>
+      <w:bookmarkStart w:id="16" w:name="_Toc238330621"/>
       <w:r>
         <w:t>Memory — Applied Set</w:t>
       </w:r>
@@ -4698,7 +4698,7 @@
       <w:pPr>
         <w:pStyle w:val="Ttulo"/>
       </w:pPr>
-      <w:bookmarkStart w:id="17" w:name="_Toc238122835"/>
+      <w:bookmarkStart w:id="17" w:name="_Toc238330622"/>
       <w:r>
         <w:lastRenderedPageBreak/>
         <w:t>5. Machine-specific components</w:t>
@@ -4708,9 +4708,9 @@
     <w:p>
       <w:pPr>
         <w:pStyle w:val="Ttulo1"/>
-        <w:spacing w:before="200"/>
-      </w:pPr>
-      <w:bookmarkStart w:id="18" w:name="_Toc238122836"/>
+        <w:spacing w:before="280"/>
+      </w:pPr>
+      <w:bookmarkStart w:id="18" w:name="_Toc238330623"/>
       <w:r>
         <w:t>5.1 Selectable inventory</w:t>
       </w:r>
@@ -5099,9 +5099,9 @@
     <w:p>
       <w:pPr>
         <w:pStyle w:val="Ttulo1"/>
-        <w:spacing w:before="200"/>
-      </w:pPr>
-      <w:bookmarkStart w:id="19" w:name="_Toc238122837"/>
+        <w:spacing w:before="280"/>
+      </w:pPr>
+      <w:bookmarkStart w:id="19" w:name="_Toc238330624"/>
       <w:r>
         <w:t>5.2 Record catalog</w:t>
       </w:r>
@@ -5111,7 +5111,7 @@
       <w:pPr>
         <w:pStyle w:val="Ttulo2"/>
       </w:pPr>
-      <w:bookmarkStart w:id="20" w:name="_Toc238122838"/>
+      <w:bookmarkStart w:id="20" w:name="_Toc238330625"/>
       <w:r>
         <w:t>ULA — Info Cycle</w:t>
       </w:r>
@@ -5165,7 +5165,7 @@
       <w:pPr>
         <w:pStyle w:val="Ttulo2"/>
       </w:pPr>
-      <w:bookmarkStart w:id="21" w:name="_Toc238122839"/>
+      <w:bookmarkStart w:id="21" w:name="_Toc238330626"/>
       <w:r>
         <w:t>ZX81DN — Datasette trap executed</w:t>
       </w:r>
@@ -5219,7 +5219,7 @@
       <w:pPr>
         <w:pStyle w:val="Ttulo2"/>
       </w:pPr>
-      <w:bookmarkStart w:id="22" w:name="_Toc238122840"/>
+      <w:bookmarkStart w:id="22" w:name="_Toc238330627"/>
       <w:r>
         <w:t>ZX81PRT — Printer trap executed</w:t>
       </w:r>
@@ -5273,7 +5273,7 @@
       <w:pPr>
         <w:pStyle w:val="Ttulo"/>
       </w:pPr>
-      <w:bookmarkStart w:id="23" w:name="_Toc238122841"/>
+      <w:bookmarkStart w:id="23" w:name="_Toc238330628"/>
       <w:r>
         <w:lastRenderedPageBreak/>
         <w:t>6. Interpretation method</w:t>
@@ -5283,9 +5283,9 @@
     <w:p>
       <w:pPr>
         <w:pStyle w:val="Ttulo1"/>
-        <w:spacing w:before="200"/>
-      </w:pPr>
-      <w:bookmarkStart w:id="24" w:name="_Toc238122842"/>
+        <w:spacing w:before="280"/>
+      </w:pPr>
+      <w:bookmarkStart w:id="24" w:name="_Toc238330629"/>
       <w:r>
         <w:t>6.1 Recommended procedure</w:t>
       </w:r>
@@ -5366,9 +5366,9 @@
     <w:p>
       <w:pPr>
         <w:pStyle w:val="Ttulo1"/>
-        <w:spacing w:before="200"/>
-      </w:pPr>
-      <w:bookmarkStart w:id="25" w:name="_Toc238122843"/>
+        <w:spacing w:before="280"/>
+      </w:pPr>
+      <w:bookmarkStart w:id="25" w:name="_Toc238330630"/>
       <w:r>
         <w:t>6.2 Annotated example</w:t>
       </w:r>
@@ -5454,7 +5454,7 @@
       <w:pPr>
         <w:pStyle w:val="Ttulo"/>
       </w:pPr>
-      <w:bookmarkStart w:id="26" w:name="_Toc238122844"/>
+      <w:bookmarkStart w:id="26" w:name="_Toc238330631"/>
       <w:r>
         <w:lastRenderedPageBreak/>
         <w:t>7. Limitations and maintenance</w:t>
@@ -5464,9 +5464,9 @@
     <w:p>
       <w:pPr>
         <w:pStyle w:val="Ttulo1"/>
-        <w:spacing w:before="200"/>
-      </w:pPr>
-      <w:bookmarkStart w:id="27" w:name="_Toc238122845"/>
+        <w:spacing w:before="280"/>
+      </w:pPr>
+      <w:bookmarkStart w:id="27" w:name="_Toc238330632"/>
       <w:r>
         <w:t>7.1 Specific limitations</w:t>
       </w:r>
@@ -5511,9 +5511,9 @@
     <w:p>
       <w:pPr>
         <w:pStyle w:val="Ttulo1"/>
-        <w:spacing w:before="200"/>
-      </w:pPr>
-      <w:bookmarkStart w:id="28" w:name="_Toc238122846"/>
+        <w:spacing w:before="280"/>
+      </w:pPr>
+      <w:bookmarkStart w:id="28" w:name="_Toc238330633"/>
       <w:r>
         <w:t>7.2 Maintenance contract</w:t>
       </w:r>
@@ -5571,7 +5571,7 @@
       <w:pPr>
         <w:pStyle w:val="Ttulo"/>
       </w:pPr>
-      <w:bookmarkStart w:id="29" w:name="_Toc238122847"/>
+      <w:bookmarkStart w:id="29" w:name="_Toc238330634"/>
       <w:r>
         <w:lastRenderedPageBreak/>
         <w:t>Appendices</w:t>
@@ -5582,7 +5582,7 @@
       <w:pPr>
         <w:pStyle w:val="Ttulo1"/>
       </w:pPr>
-      <w:bookmarkStart w:id="30" w:name="_Toc238122848"/>
+      <w:bookmarkStart w:id="30" w:name="_Toc238330635"/>
       <w:r>
         <w:t>Appendix A. Provenance and revision</w:t>
       </w:r>
@@ -5602,9 +5602,9 @@
     <w:p>
       <w:pPr>
         <w:pStyle w:val="Ttulo1"/>
-        <w:spacing w:before="200"/>
-      </w:pPr>
-      <w:bookmarkStart w:id="31" w:name="_Toc238122849"/>
+        <w:spacing w:before="280"/>
+      </w:pPr>
+      <w:bookmarkStart w:id="31" w:name="_Toc238330636"/>
       <w:r>
         <w:t>A.1 Watched source files</w:t>
       </w:r>
@@ -6267,9 +6267,9 @@
     <w:p>
       <w:pPr>
         <w:pStyle w:val="Ttulo1"/>
-        <w:spacing w:before="200"/>
-      </w:pPr>
-      <w:bookmarkStart w:id="32" w:name="_Toc238122850"/>
+        <w:spacing w:before="280"/>
+      </w:pPr>
+      <w:bookmarkStart w:id="32" w:name="_Toc238330637"/>
       <w:r>
         <w:t>A.2 Revision history</w:t>
       </w:r>
@@ -6440,7 +6440,7 @@
       <w:pPr>
         <w:pStyle w:val="Ttulo1"/>
       </w:pPr>
-      <w:bookmarkStart w:id="33" w:name="_Toc238122851"/>
+      <w:bookmarkStart w:id="33" w:name="_Toc238330638"/>
       <w:r>
         <w:t>Illustrations</w:t>
       </w:r>
@@ -6480,7 +6480,7 @@
       <w:pPr>
         <w:pStyle w:val="Ttulo1"/>
       </w:pPr>
-      <w:bookmarkStart w:id="34" w:name="_Toc238122852"/>
+      <w:bookmarkStart w:id="34" w:name="_Toc238330639"/>
       <w:r>
         <w:lastRenderedPageBreak/>
         <w:t>Equations</w:t>
@@ -6586,7 +6586,7 @@
         <w:noProof/>
       </w:rPr>
       <w:drawing>
-        <wp:inline distT="0" distB="0" distL="0" distR="0" wp14:anchorId="2976FD6E" wp14:editId="54E527F2">
+        <wp:inline distT="0" distB="0" distL="0" distR="0" wp14:anchorId="61972015" wp14:editId="7DB6ADD0">
           <wp:extent cx="576000" cy="459360"/>
           <wp:effectExtent l="0" t="0" r="0" b="0"/>
           <wp:docPr id="1" name="ARGOS framework mark" descr="ARGOS framework mark"/>
@@ -6996,10 +6996,10 @@
         <w:noProof/>
       </w:rPr>
       <w:drawing>
-        <wp:inline distT="0" distB="0" distL="0" distR="0" wp14:anchorId="763A5796" wp14:editId="373F0C2E">
+        <wp:inline distT="0" distB="0" distL="0" distR="0" wp14:anchorId="64370789" wp14:editId="2E290017">
           <wp:extent cx="1512000" cy="1205820"/>
           <wp:effectExtent l="0" t="0" r="0" b="0"/>
-          <wp:docPr id="333219255" name="ARGOS framework mark" descr="ARGOS framework mark"/>
+          <wp:docPr id="275998575" name="ARGOS framework mark" descr="ARGOS framework mark"/>
           <wp:cNvGraphicFramePr>
             <a:graphicFrameLocks xmlns:a="http://schemas.openxmlformats.org/drawingml/2006/main" noChangeAspect="1"/>
           </wp:cNvGraphicFramePr>
@@ -9972,19 +9972,19 @@
   <w:num w:numId="26" w16cid:durableId="846600881">
     <w:abstractNumId w:val="20"/>
   </w:num>
-  <w:num w:numId="27" w16cid:durableId="1619294671">
+  <w:num w:numId="27" w16cid:durableId="113211645">
     <w:abstractNumId w:val="0"/>
   </w:num>
-  <w:num w:numId="28" w16cid:durableId="1275748675">
+  <w:num w:numId="28" w16cid:durableId="1927222722">
     <w:abstractNumId w:val="0"/>
   </w:num>
-  <w:num w:numId="29" w16cid:durableId="1364478707">
+  <w:num w:numId="29" w16cid:durableId="866529717">
     <w:abstractNumId w:val="6"/>
   </w:num>
-  <w:num w:numId="30" w16cid:durableId="575825924">
+  <w:num w:numId="30" w16cid:durableId="1289312220">
     <w:abstractNumId w:val="0"/>
   </w:num>
-  <w:num w:numId="31" w16cid:durableId="1081610059">
+  <w:num w:numId="31" w16cid:durableId="900360892">
     <w:abstractNumId w:val="0"/>
   </w:num>
 </w:numbering>

--- a/docs/ZX81Data/ZX80_ZX81_DEBUG_File_Format.docx
+++ b/docs/ZX81Data/ZX80_ZX81_DEBUG_File_Format.docx
@@ -1,6 +1,6 @@
 
 <file path=word/document.xml><?xml version="1.0" encoding="utf-8"?>
-<w:document xmlns:wpc="http://schemas.microsoft.com/office/word/2010/wordprocessingCanvas" xmlns:cx="http://schemas.microsoft.com/office/drawing/2014/chartex" xmlns:cx1="http://schemas.microsoft.com/office/drawing/2015/9/8/chartex" xmlns:cx2="http://schemas.microsoft.com/office/drawing/2015/10/21/chartex" xmlns:cx3="http://schemas.microsoft.com/office/drawing/2016/5/9/chartex" xmlns:cx4="http://schemas.microsoft.com/office/drawing/2016/5/10/chartex" xmlns:cx5="http://schemas.microsoft.com/office/drawing/2016/5/11/chartex" xmlns:cx6="http://schemas.microsoft.com/office/drawing/2016/5/12/chartex" xmlns:cx7="http://schemas.microsoft.com/office/drawing/2016/5/13/chartex" xmlns:cx8="http://schemas.microsoft.com/office/drawing/2016/5/14/chartex" xmlns:mc="http://schemas.openxmlformats.org/markup-compatibility/2006" xmlns:aink="http://schemas.microsoft.com/office/drawing/2016/ink" xmlns:am3d="http://schemas.microsoft.com/office/drawing/2017/model3d" xmlns:o="urn:schemas-microsoft-com:office:office" xmlns:oel="http://schemas.microsoft.com/office/2019/extlst" xmlns:r="http://schemas.openxmlformats.org/officeDocument/2006/relationships" xmlns:m="http://schemas.openxmlformats.org/officeDocument/2006/math" xmlns:v="urn:schemas-microsoft-com:vml" xmlns:wp14="http://schemas.microsoft.com/office/word/2010/wordprocessingDrawing" xmlns:wp="http://schemas.openxmlformats.org/drawingml/2006/wordprocessingDrawing" xmlns:w10="urn:schemas-microsoft-com:office:word" xmlns:w="http://schemas.openxmlformats.org/wordprocessingml/2006/main" xmlns:w14="http://schemas.microsoft.com/office/word/2010/wordml" xmlns:w15="http://schemas.microsoft.com/office/word/2012/wordml" xmlns:w16cei="http://schemas.microsoft.com/office/word/2026/wordml/cei" xmlns:w16cex="http://schemas.microsoft.com/office/word/2018/wordml/cex" xmlns:w16cid="http://schemas.microsoft.com/office/word/2016/wordml/cid" xmlns:w16="http://schemas.microsoft.com/office/word/2018/wordml" xmlns:w16du="http://schemas.microsoft.com/office/word/2023/wordml/word16du" xmlns:w16sdtdh="http://schemas.microsoft.com/office/word/2020/wordml/sdtdatahash" xmlns:w16sdtfl="http://schemas.microsoft.com/office/word/2024/wordml/sdtformatlock" xmlns:w16se="http://schemas.microsoft.com/office/word/2015/wordml/symex" xmlns:wpg="http://schemas.microsoft.com/office/word/2010/wordprocessingGroup" xmlns:wpi="http://schemas.microsoft.com/office/word/2010/wordprocessingInk" xmlns:wne="http://schemas.microsoft.com/office/word/2006/wordml" xmlns:wps="http://schemas.microsoft.com/office/word/2010/wordprocessingShape" mc:Ignorable="w14 w15 w16se w16cid w16 w16cex w16sdtdh w16sdtfl w16du wp14">
+<w:document xmlns:wpc="http://schemas.microsoft.com/office/word/2010/wordprocessingCanvas" xmlns:cx="http://schemas.microsoft.com/office/drawing/2014/chartex" xmlns:cx1="http://schemas.microsoft.com/office/drawing/2015/9/8/chartex" xmlns:cx2="http://schemas.microsoft.com/office/drawing/2015/10/21/chartex" xmlns:cx3="http://schemas.microsoft.com/office/drawing/2016/5/9/chartex" xmlns:cx4="http://schemas.microsoft.com/office/drawing/2016/5/10/chartex" xmlns:cx5="http://schemas.microsoft.com/office/drawing/2016/5/11/chartex" xmlns:cx6="http://schemas.microsoft.com/office/drawing/2016/5/12/chartex" xmlns:cx7="http://schemas.microsoft.com/office/drawing/2016/5/13/chartex" xmlns:cx8="http://schemas.microsoft.com/office/drawing/2016/5/14/chartex" xmlns:mc="http://schemas.openxmlformats.org/markup-compatibility/2006" xmlns:aink="http://schemas.microsoft.com/office/drawing/2016/ink" xmlns:am3d="http://schemas.microsoft.com/office/drawing/2017/model3d" xmlns:o="urn:schemas-microsoft-com:office:office" xmlns:oel="http://schemas.microsoft.com/office/2019/extlst" xmlns:r="http://schemas.openxmlformats.org/officeDocument/2006/relationships" xmlns:m="http://schemas.openxmlformats.org/officeDocument/2006/math" xmlns:v="urn:schemas-microsoft-com:vml" xmlns:wp14="http://schemas.microsoft.com/office/word/2010/wordprocessingDrawing" xmlns:wp="http://schemas.openxmlformats.org/drawingml/2006/wordprocessingDrawing" xmlns:w10="urn:schemas-microsoft-com:office:word" xmlns:w="http://schemas.openxmlformats.org/wordprocessingml/2006/main" xmlns:w14="http://schemas.microsoft.com/office/word/2010/wordml" xmlns:w15="http://schemas.microsoft.com/office/word/2012/wordml" xmlns:w16cex="http://schemas.microsoft.com/office/word/2018/wordml/cex" xmlns:w16cid="http://schemas.microsoft.com/office/word/2016/wordml/cid" xmlns:w16="http://schemas.microsoft.com/office/word/2018/wordml" xmlns:w16du="http://schemas.microsoft.com/office/word/2023/wordml/word16du" xmlns:w16sdtdh="http://schemas.microsoft.com/office/word/2020/wordml/sdtdatahash" xmlns:w16sdtfl="http://schemas.microsoft.com/office/word/2024/wordml/sdtformatlock" xmlns:w16se="http://schemas.microsoft.com/office/word/2015/wordml/symex" xmlns:wpg="http://schemas.microsoft.com/office/word/2010/wordprocessingGroup" xmlns:wpi="http://schemas.microsoft.com/office/word/2010/wordprocessingInk" xmlns:wne="http://schemas.microsoft.com/office/word/2006/wordml" xmlns:wps="http://schemas.microsoft.com/office/word/2010/wordprocessingShape" mc:Ignorable="w14 w15 w16se w16cid w16 w16cex w16sdtdh w16sdtfl w16du wp14">
   <w:body>
     <w:sdt>
       <w:sdtPr>
@@ -561,7 +561,7 @@
       <w:pPr>
         <w:pStyle w:val="Ttulo1"/>
       </w:pPr>
-      <w:bookmarkStart w:id="0" w:name="_Toc238330605"/>
+      <w:bookmarkStart w:id="0" w:name="_Toc238462444"/>
       <w:r>
         <w:lastRenderedPageBreak/>
         <w:t>Contents</w:t>
@@ -596,7 +596,7 @@
       <w:r>
         <w:fldChar w:fldCharType="separate"/>
       </w:r>
-      <w:hyperlink w:anchor="_Toc238330605" w:history="1">
+      <w:hyperlink w:anchor="_Toc238462444" w:history="1">
         <w:r>
           <w:rPr>
             <w:rStyle w:val="Hipervnculo"/>
@@ -623,7 +623,7 @@
             <w:noProof/>
             <w:webHidden/>
           </w:rPr>
-          <w:instrText xml:space="preserve"> PAGEREF _Toc238330605 \h </w:instrText>
+          <w:instrText xml:space="preserve"> PAGEREF _Toc238462444 \h </w:instrText>
         </w:r>
         <w:r>
           <w:rPr>
@@ -674,7 +674,7 @@
           <w14:ligatures w14:val="standardContextual"/>
         </w:rPr>
       </w:pPr>
-      <w:hyperlink w:anchor="_Toc238330606" w:history="1">
+      <w:hyperlink w:anchor="_Toc238462445" w:history="1">
         <w:r>
           <w:rPr>
             <w:rStyle w:val="Hipervnculo"/>
@@ -701,7 +701,7 @@
             <w:noProof/>
             <w:webHidden/>
           </w:rPr>
-          <w:instrText xml:space="preserve"> PAGEREF _Toc238330606 \h </w:instrText>
+          <w:instrText xml:space="preserve"> PAGEREF _Toc238462445 \h </w:instrText>
         </w:r>
         <w:r>
           <w:rPr>
@@ -752,7 +752,7 @@
           <w14:ligatures w14:val="standardContextual"/>
         </w:rPr>
       </w:pPr>
-      <w:hyperlink w:anchor="_Toc238330607" w:history="1">
+      <w:hyperlink w:anchor="_Toc238462446" w:history="1">
         <w:r>
           <w:rPr>
             <w:rStyle w:val="Hipervnculo"/>
@@ -779,7 +779,7 @@
             <w:noProof/>
             <w:webHidden/>
           </w:rPr>
-          <w:instrText xml:space="preserve"> PAGEREF _Toc238330607 \h </w:instrText>
+          <w:instrText xml:space="preserve"> PAGEREF _Toc238462446 \h </w:instrText>
         </w:r>
         <w:r>
           <w:rPr>
@@ -829,7 +829,7 @@
           <w14:ligatures w14:val="standardContextual"/>
         </w:rPr>
       </w:pPr>
-      <w:hyperlink w:anchor="_Toc238330608" w:history="1">
+      <w:hyperlink w:anchor="_Toc238462447" w:history="1">
         <w:r>
           <w:rPr>
             <w:rStyle w:val="Hipervnculo"/>
@@ -856,7 +856,7 @@
             <w:noProof/>
             <w:webHidden/>
           </w:rPr>
-          <w:instrText xml:space="preserve"> PAGEREF _Toc238330608 \h </w:instrText>
+          <w:instrText xml:space="preserve"> PAGEREF _Toc238462447 \h </w:instrText>
         </w:r>
         <w:r>
           <w:rPr>
@@ -907,7 +907,7 @@
           <w14:ligatures w14:val="standardContextual"/>
         </w:rPr>
       </w:pPr>
-      <w:hyperlink w:anchor="_Toc238330609" w:history="1">
+      <w:hyperlink w:anchor="_Toc238462448" w:history="1">
         <w:r>
           <w:rPr>
             <w:rStyle w:val="Hipervnculo"/>
@@ -934,7 +934,7 @@
             <w:noProof/>
             <w:webHidden/>
           </w:rPr>
-          <w:instrText xml:space="preserve"> PAGEREF _Toc238330609 \h </w:instrText>
+          <w:instrText xml:space="preserve"> PAGEREF _Toc238462448 \h </w:instrText>
         </w:r>
         <w:r>
           <w:rPr>
@@ -984,7 +984,7 @@
           <w14:ligatures w14:val="standardContextual"/>
         </w:rPr>
       </w:pPr>
-      <w:hyperlink w:anchor="_Toc238330610" w:history="1">
+      <w:hyperlink w:anchor="_Toc238462449" w:history="1">
         <w:r>
           <w:rPr>
             <w:rStyle w:val="Hipervnculo"/>
@@ -1011,7 +1011,7 @@
             <w:noProof/>
             <w:webHidden/>
           </w:rPr>
-          <w:instrText xml:space="preserve"> PAGEREF _Toc238330610 \h </w:instrText>
+          <w:instrText xml:space="preserve"> PAGEREF _Toc238462449 \h </w:instrText>
         </w:r>
         <w:r>
           <w:rPr>
@@ -1061,7 +1061,7 @@
           <w14:ligatures w14:val="standardContextual"/>
         </w:rPr>
       </w:pPr>
-      <w:hyperlink w:anchor="_Toc238330611" w:history="1">
+      <w:hyperlink w:anchor="_Toc238462450" w:history="1">
         <w:r>
           <w:rPr>
             <w:rStyle w:val="Hipervnculo"/>
@@ -1088,7 +1088,7 @@
             <w:noProof/>
             <w:webHidden/>
           </w:rPr>
-          <w:instrText xml:space="preserve"> PAGEREF _Toc238330611 \h </w:instrText>
+          <w:instrText xml:space="preserve"> PAGEREF _Toc238462450 \h </w:instrText>
         </w:r>
         <w:r>
           <w:rPr>
@@ -1139,7 +1139,7 @@
           <w14:ligatures w14:val="standardContextual"/>
         </w:rPr>
       </w:pPr>
-      <w:hyperlink w:anchor="_Toc238330612" w:history="1">
+      <w:hyperlink w:anchor="_Toc238462451" w:history="1">
         <w:r>
           <w:rPr>
             <w:rStyle w:val="Hipervnculo"/>
@@ -1166,7 +1166,7 @@
             <w:noProof/>
             <w:webHidden/>
           </w:rPr>
-          <w:instrText xml:space="preserve"> PAGEREF _Toc238330612 \h </w:instrText>
+          <w:instrText xml:space="preserve"> PAGEREF _Toc238462451 \h </w:instrText>
         </w:r>
         <w:r>
           <w:rPr>
@@ -1216,7 +1216,7 @@
           <w14:ligatures w14:val="standardContextual"/>
         </w:rPr>
       </w:pPr>
-      <w:hyperlink w:anchor="_Toc238330613" w:history="1">
+      <w:hyperlink w:anchor="_Toc238462452" w:history="1">
         <w:r>
           <w:rPr>
             <w:rStyle w:val="Hipervnculo"/>
@@ -1243,7 +1243,7 @@
             <w:noProof/>
             <w:webHidden/>
           </w:rPr>
-          <w:instrText xml:space="preserve"> PAGEREF _Toc238330613 \h </w:instrText>
+          <w:instrText xml:space="preserve"> PAGEREF _Toc238462452 \h </w:instrText>
         </w:r>
         <w:r>
           <w:rPr>
@@ -1293,7 +1293,7 @@
           <w14:ligatures w14:val="standardContextual"/>
         </w:rPr>
       </w:pPr>
-      <w:hyperlink w:anchor="_Toc238330614" w:history="1">
+      <w:hyperlink w:anchor="_Toc238462453" w:history="1">
         <w:r>
           <w:rPr>
             <w:rStyle w:val="Hipervnculo"/>
@@ -1320,7 +1320,7 @@
             <w:noProof/>
             <w:webHidden/>
           </w:rPr>
-          <w:instrText xml:space="preserve"> PAGEREF _Toc238330614 \h </w:instrText>
+          <w:instrText xml:space="preserve"> PAGEREF _Toc238462453 \h </w:instrText>
         </w:r>
         <w:r>
           <w:rPr>
@@ -1371,7 +1371,7 @@
           <w14:ligatures w14:val="standardContextual"/>
         </w:rPr>
       </w:pPr>
-      <w:hyperlink w:anchor="_Toc238330615" w:history="1">
+      <w:hyperlink w:anchor="_Toc238462454" w:history="1">
         <w:r>
           <w:rPr>
             <w:rStyle w:val="Hipervnculo"/>
@@ -1398,7 +1398,7 @@
             <w:noProof/>
             <w:webHidden/>
           </w:rPr>
-          <w:instrText xml:space="preserve"> PAGEREF _Toc238330615 \h </w:instrText>
+          <w:instrText xml:space="preserve"> PAGEREF _Toc238462454 \h </w:instrText>
         </w:r>
         <w:r>
           <w:rPr>
@@ -1448,7 +1448,7 @@
           <w14:ligatures w14:val="standardContextual"/>
         </w:rPr>
       </w:pPr>
-      <w:hyperlink w:anchor="_Toc238330616" w:history="1">
+      <w:hyperlink w:anchor="_Toc238462455" w:history="1">
         <w:r>
           <w:rPr>
             <w:rStyle w:val="Hipervnculo"/>
@@ -1475,7 +1475,7 @@
             <w:noProof/>
             <w:webHidden/>
           </w:rPr>
-          <w:instrText xml:space="preserve"> PAGEREF _Toc238330616 \h </w:instrText>
+          <w:instrText xml:space="preserve"> PAGEREF _Toc238462455 \h </w:instrText>
         </w:r>
         <w:r>
           <w:rPr>
@@ -1525,7 +1525,7 @@
           <w14:ligatures w14:val="standardContextual"/>
         </w:rPr>
       </w:pPr>
-      <w:hyperlink w:anchor="_Toc238330617" w:history="1">
+      <w:hyperlink w:anchor="_Toc238462456" w:history="1">
         <w:r>
           <w:rPr>
             <w:rStyle w:val="Hipervnculo"/>
@@ -1552,7 +1552,7 @@
             <w:noProof/>
             <w:webHidden/>
           </w:rPr>
-          <w:instrText xml:space="preserve"> PAGEREF _Toc238330617 \h </w:instrText>
+          <w:instrText xml:space="preserve"> PAGEREF _Toc238462456 \h </w:instrText>
         </w:r>
         <w:r>
           <w:rPr>
@@ -1602,7 +1602,7 @@
           <w14:ligatures w14:val="standardContextual"/>
         </w:rPr>
       </w:pPr>
-      <w:hyperlink w:anchor="_Toc238330618" w:history="1">
+      <w:hyperlink w:anchor="_Toc238462457" w:history="1">
         <w:r>
           <w:rPr>
             <w:rStyle w:val="Hipervnculo"/>
@@ -1629,7 +1629,7 @@
             <w:noProof/>
             <w:webHidden/>
           </w:rPr>
-          <w:instrText xml:space="preserve"> PAGEREF _Toc238330618 \h </w:instrText>
+          <w:instrText xml:space="preserve"> PAGEREF _Toc238462457 \h </w:instrText>
         </w:r>
         <w:r>
           <w:rPr>
@@ -1679,7 +1679,7 @@
           <w14:ligatures w14:val="standardContextual"/>
         </w:rPr>
       </w:pPr>
-      <w:hyperlink w:anchor="_Toc238330619" w:history="1">
+      <w:hyperlink w:anchor="_Toc238462458" w:history="1">
         <w:r>
           <w:rPr>
             <w:rStyle w:val="Hipervnculo"/>
@@ -1706,7 +1706,7 @@
             <w:noProof/>
             <w:webHidden/>
           </w:rPr>
-          <w:instrText xml:space="preserve"> PAGEREF _Toc238330619 \h </w:instrText>
+          <w:instrText xml:space="preserve"> PAGEREF _Toc238462458 \h </w:instrText>
         </w:r>
         <w:r>
           <w:rPr>
@@ -1756,7 +1756,7 @@
           <w14:ligatures w14:val="standardContextual"/>
         </w:rPr>
       </w:pPr>
-      <w:hyperlink w:anchor="_Toc238330620" w:history="1">
+      <w:hyperlink w:anchor="_Toc238462459" w:history="1">
         <w:r>
           <w:rPr>
             <w:rStyle w:val="Hipervnculo"/>
@@ -1783,7 +1783,7 @@
             <w:noProof/>
             <w:webHidden/>
           </w:rPr>
-          <w:instrText xml:space="preserve"> PAGEREF _Toc238330620 \h </w:instrText>
+          <w:instrText xml:space="preserve"> PAGEREF _Toc238462459 \h </w:instrText>
         </w:r>
         <w:r>
           <w:rPr>
@@ -1833,7 +1833,7 @@
           <w14:ligatures w14:val="standardContextual"/>
         </w:rPr>
       </w:pPr>
-      <w:hyperlink w:anchor="_Toc238330621" w:history="1">
+      <w:hyperlink w:anchor="_Toc238462460" w:history="1">
         <w:r>
           <w:rPr>
             <w:rStyle w:val="Hipervnculo"/>
@@ -1860,7 +1860,7 @@
             <w:noProof/>
             <w:webHidden/>
           </w:rPr>
-          <w:instrText xml:space="preserve"> PAGEREF _Toc238330621 \h </w:instrText>
+          <w:instrText xml:space="preserve"> PAGEREF _Toc238462460 \h </w:instrText>
         </w:r>
         <w:r>
           <w:rPr>
@@ -1911,7 +1911,7 @@
           <w14:ligatures w14:val="standardContextual"/>
         </w:rPr>
       </w:pPr>
-      <w:hyperlink w:anchor="_Toc238330622" w:history="1">
+      <w:hyperlink w:anchor="_Toc238462461" w:history="1">
         <w:r>
           <w:rPr>
             <w:rStyle w:val="Hipervnculo"/>
@@ -1938,7 +1938,7 @@
             <w:noProof/>
             <w:webHidden/>
           </w:rPr>
-          <w:instrText xml:space="preserve"> PAGEREF _Toc238330622 \h </w:instrText>
+          <w:instrText xml:space="preserve"> PAGEREF _Toc238462461 \h </w:instrText>
         </w:r>
         <w:r>
           <w:rPr>
@@ -1988,7 +1988,7 @@
           <w14:ligatures w14:val="standardContextual"/>
         </w:rPr>
       </w:pPr>
-      <w:hyperlink w:anchor="_Toc238330623" w:history="1">
+      <w:hyperlink w:anchor="_Toc238462462" w:history="1">
         <w:r>
           <w:rPr>
             <w:rStyle w:val="Hipervnculo"/>
@@ -2015,7 +2015,7 @@
             <w:noProof/>
             <w:webHidden/>
           </w:rPr>
-          <w:instrText xml:space="preserve"> PAGEREF _Toc238330623 \h </w:instrText>
+          <w:instrText xml:space="preserve"> PAGEREF _Toc238462462 \h </w:instrText>
         </w:r>
         <w:r>
           <w:rPr>
@@ -2065,7 +2065,7 @@
           <w14:ligatures w14:val="standardContextual"/>
         </w:rPr>
       </w:pPr>
-      <w:hyperlink w:anchor="_Toc238330624" w:history="1">
+      <w:hyperlink w:anchor="_Toc238462463" w:history="1">
         <w:r>
           <w:rPr>
             <w:rStyle w:val="Hipervnculo"/>
@@ -2092,7 +2092,7 @@
             <w:noProof/>
             <w:webHidden/>
           </w:rPr>
-          <w:instrText xml:space="preserve"> PAGEREF _Toc238330624 \h </w:instrText>
+          <w:instrText xml:space="preserve"> PAGEREF _Toc238462463 \h </w:instrText>
         </w:r>
         <w:r>
           <w:rPr>
@@ -2140,7 +2140,7 @@
           <w14:ligatures w14:val="standardContextual"/>
         </w:rPr>
       </w:pPr>
-      <w:hyperlink w:anchor="_Toc238330625" w:history="1">
+      <w:hyperlink w:anchor="_Toc238462464" w:history="1">
         <w:r>
           <w:rPr>
             <w:rStyle w:val="Hipervnculo"/>
@@ -2167,7 +2167,7 @@
             <w:noProof/>
             <w:webHidden/>
           </w:rPr>
-          <w:instrText xml:space="preserve"> PAGEREF _Toc238330625 \h </w:instrText>
+          <w:instrText xml:space="preserve"> PAGEREF _Toc238462464 \h </w:instrText>
         </w:r>
         <w:r>
           <w:rPr>
@@ -2215,7 +2215,7 @@
           <w14:ligatures w14:val="standardContextual"/>
         </w:rPr>
       </w:pPr>
-      <w:hyperlink w:anchor="_Toc238330626" w:history="1">
+      <w:hyperlink w:anchor="_Toc238462465" w:history="1">
         <w:r>
           <w:rPr>
             <w:rStyle w:val="Hipervnculo"/>
@@ -2242,7 +2242,7 @@
             <w:noProof/>
             <w:webHidden/>
           </w:rPr>
-          <w:instrText xml:space="preserve"> PAGEREF _Toc238330626 \h </w:instrText>
+          <w:instrText xml:space="preserve"> PAGEREF _Toc238462465 \h </w:instrText>
         </w:r>
         <w:r>
           <w:rPr>
@@ -2290,7 +2290,7 @@
           <w14:ligatures w14:val="standardContextual"/>
         </w:rPr>
       </w:pPr>
-      <w:hyperlink w:anchor="_Toc238330627" w:history="1">
+      <w:hyperlink w:anchor="_Toc238462466" w:history="1">
         <w:r>
           <w:rPr>
             <w:rStyle w:val="Hipervnculo"/>
@@ -2317,7 +2317,7 @@
             <w:noProof/>
             <w:webHidden/>
           </w:rPr>
-          <w:instrText xml:space="preserve"> PAGEREF _Toc238330627 \h </w:instrText>
+          <w:instrText xml:space="preserve"> PAGEREF _Toc238462466 \h </w:instrText>
         </w:r>
         <w:r>
           <w:rPr>
@@ -2368,7 +2368,7 @@
           <w14:ligatures w14:val="standardContextual"/>
         </w:rPr>
       </w:pPr>
-      <w:hyperlink w:anchor="_Toc238330628" w:history="1">
+      <w:hyperlink w:anchor="_Toc238462467" w:history="1">
         <w:r>
           <w:rPr>
             <w:rStyle w:val="Hipervnculo"/>
@@ -2395,7 +2395,7 @@
             <w:noProof/>
             <w:webHidden/>
           </w:rPr>
-          <w:instrText xml:space="preserve"> PAGEREF _Toc238330628 \h </w:instrText>
+          <w:instrText xml:space="preserve"> PAGEREF _Toc238462467 \h </w:instrText>
         </w:r>
         <w:r>
           <w:rPr>
@@ -2445,7 +2445,7 @@
           <w14:ligatures w14:val="standardContextual"/>
         </w:rPr>
       </w:pPr>
-      <w:hyperlink w:anchor="_Toc238330629" w:history="1">
+      <w:hyperlink w:anchor="_Toc238462468" w:history="1">
         <w:r>
           <w:rPr>
             <w:rStyle w:val="Hipervnculo"/>
@@ -2472,7 +2472,7 @@
             <w:noProof/>
             <w:webHidden/>
           </w:rPr>
-          <w:instrText xml:space="preserve"> PAGEREF _Toc238330629 \h </w:instrText>
+          <w:instrText xml:space="preserve"> PAGEREF _Toc238462468 \h </w:instrText>
         </w:r>
         <w:r>
           <w:rPr>
@@ -2522,7 +2522,7 @@
           <w14:ligatures w14:val="standardContextual"/>
         </w:rPr>
       </w:pPr>
-      <w:hyperlink w:anchor="_Toc238330630" w:history="1">
+      <w:hyperlink w:anchor="_Toc238462469" w:history="1">
         <w:r>
           <w:rPr>
             <w:rStyle w:val="Hipervnculo"/>
@@ -2549,7 +2549,7 @@
             <w:noProof/>
             <w:webHidden/>
           </w:rPr>
-          <w:instrText xml:space="preserve"> PAGEREF _Toc238330630 \h </w:instrText>
+          <w:instrText xml:space="preserve"> PAGEREF _Toc238462469 \h </w:instrText>
         </w:r>
         <w:r>
           <w:rPr>
@@ -2600,7 +2600,7 @@
           <w14:ligatures w14:val="standardContextual"/>
         </w:rPr>
       </w:pPr>
-      <w:hyperlink w:anchor="_Toc238330631" w:history="1">
+      <w:hyperlink w:anchor="_Toc238462470" w:history="1">
         <w:r>
           <w:rPr>
             <w:rStyle w:val="Hipervnculo"/>
@@ -2627,7 +2627,7 @@
             <w:noProof/>
             <w:webHidden/>
           </w:rPr>
-          <w:instrText xml:space="preserve"> PAGEREF _Toc238330631 \h </w:instrText>
+          <w:instrText xml:space="preserve"> PAGEREF _Toc238462470 \h </w:instrText>
         </w:r>
         <w:r>
           <w:rPr>
@@ -2677,7 +2677,7 @@
           <w14:ligatures w14:val="standardContextual"/>
         </w:rPr>
       </w:pPr>
-      <w:hyperlink w:anchor="_Toc238330632" w:history="1">
+      <w:hyperlink w:anchor="_Toc238462471" w:history="1">
         <w:r>
           <w:rPr>
             <w:rStyle w:val="Hipervnculo"/>
@@ -2704,7 +2704,7 @@
             <w:noProof/>
             <w:webHidden/>
           </w:rPr>
-          <w:instrText xml:space="preserve"> PAGEREF _Toc238330632 \h </w:instrText>
+          <w:instrText xml:space="preserve"> PAGEREF _Toc238462471 \h </w:instrText>
         </w:r>
         <w:r>
           <w:rPr>
@@ -2754,7 +2754,7 @@
           <w14:ligatures w14:val="standardContextual"/>
         </w:rPr>
       </w:pPr>
-      <w:hyperlink w:anchor="_Toc238330633" w:history="1">
+      <w:hyperlink w:anchor="_Toc238462472" w:history="1">
         <w:r>
           <w:rPr>
             <w:rStyle w:val="Hipervnculo"/>
@@ -2781,7 +2781,7 @@
             <w:noProof/>
             <w:webHidden/>
           </w:rPr>
-          <w:instrText xml:space="preserve"> PAGEREF _Toc238330633 \h </w:instrText>
+          <w:instrText xml:space="preserve"> PAGEREF _Toc238462472 \h </w:instrText>
         </w:r>
         <w:r>
           <w:rPr>
@@ -2832,7 +2832,7 @@
           <w14:ligatures w14:val="standardContextual"/>
         </w:rPr>
       </w:pPr>
-      <w:hyperlink w:anchor="_Toc238330634" w:history="1">
+      <w:hyperlink w:anchor="_Toc238462473" w:history="1">
         <w:r>
           <w:rPr>
             <w:rStyle w:val="Hipervnculo"/>
@@ -2859,7 +2859,7 @@
             <w:noProof/>
             <w:webHidden/>
           </w:rPr>
-          <w:instrText xml:space="preserve"> PAGEREF _Toc238330634 \h </w:instrText>
+          <w:instrText xml:space="preserve"> PAGEREF _Toc238462473 \h </w:instrText>
         </w:r>
         <w:r>
           <w:rPr>
@@ -2909,7 +2909,7 @@
           <w14:ligatures w14:val="standardContextual"/>
         </w:rPr>
       </w:pPr>
-      <w:hyperlink w:anchor="_Toc238330635" w:history="1">
+      <w:hyperlink w:anchor="_Toc238462474" w:history="1">
         <w:r>
           <w:rPr>
             <w:rStyle w:val="Hipervnculo"/>
@@ -2936,7 +2936,7 @@
             <w:noProof/>
             <w:webHidden/>
           </w:rPr>
-          <w:instrText xml:space="preserve"> PAGEREF _Toc238330635 \h </w:instrText>
+          <w:instrText xml:space="preserve"> PAGEREF _Toc238462474 \h </w:instrText>
         </w:r>
         <w:r>
           <w:rPr>
@@ -2986,7 +2986,7 @@
           <w14:ligatures w14:val="standardContextual"/>
         </w:rPr>
       </w:pPr>
-      <w:hyperlink w:anchor="_Toc238330636" w:history="1">
+      <w:hyperlink w:anchor="_Toc238462475" w:history="1">
         <w:r>
           <w:rPr>
             <w:rStyle w:val="Hipervnculo"/>
@@ -3013,7 +3013,7 @@
             <w:noProof/>
             <w:webHidden/>
           </w:rPr>
-          <w:instrText xml:space="preserve"> PAGEREF _Toc238330636 \h </w:instrText>
+          <w:instrText xml:space="preserve"> PAGEREF _Toc238462475 \h </w:instrText>
         </w:r>
         <w:r>
           <w:rPr>
@@ -3063,7 +3063,7 @@
           <w14:ligatures w14:val="standardContextual"/>
         </w:rPr>
       </w:pPr>
-      <w:hyperlink w:anchor="_Toc238330637" w:history="1">
+      <w:hyperlink w:anchor="_Toc238462476" w:history="1">
         <w:r>
           <w:rPr>
             <w:rStyle w:val="Hipervnculo"/>
@@ -3090,7 +3090,7 @@
             <w:noProof/>
             <w:webHidden/>
           </w:rPr>
-          <w:instrText xml:space="preserve"> PAGEREF _Toc238330637 \h </w:instrText>
+          <w:instrText xml:space="preserve"> PAGEREF _Toc238462476 \h </w:instrText>
         </w:r>
         <w:r>
           <w:rPr>
@@ -3140,7 +3140,7 @@
           <w14:ligatures w14:val="standardContextual"/>
         </w:rPr>
       </w:pPr>
-      <w:hyperlink w:anchor="_Toc238330638" w:history="1">
+      <w:hyperlink w:anchor="_Toc238462477" w:history="1">
         <w:r>
           <w:rPr>
             <w:rStyle w:val="Hipervnculo"/>
@@ -3167,7 +3167,7 @@
             <w:noProof/>
             <w:webHidden/>
           </w:rPr>
-          <w:instrText xml:space="preserve"> PAGEREF _Toc238330638 \h </w:instrText>
+          <w:instrText xml:space="preserve"> PAGEREF _Toc238462477 \h </w:instrText>
         </w:r>
         <w:r>
           <w:rPr>
@@ -3217,7 +3217,7 @@
           <w14:ligatures w14:val="standardContextual"/>
         </w:rPr>
       </w:pPr>
-      <w:hyperlink w:anchor="_Toc238330639" w:history="1">
+      <w:hyperlink w:anchor="_Toc238462478" w:history="1">
         <w:r>
           <w:rPr>
             <w:rStyle w:val="Hipervnculo"/>
@@ -3244,7 +3244,7 @@
             <w:noProof/>
             <w:webHidden/>
           </w:rPr>
-          <w:instrText xml:space="preserve"> PAGEREF _Toc238330639 \h </w:instrText>
+          <w:instrText xml:space="preserve"> PAGEREF _Toc238462478 \h </w:instrText>
         </w:r>
         <w:r>
           <w:rPr>
@@ -3289,7 +3289,7 @@
       <w:pPr>
         <w:pStyle w:val="Ttulo"/>
       </w:pPr>
-      <w:bookmarkStart w:id="1" w:name="_Toc238330606"/>
+      <w:bookmarkStart w:id="1" w:name="_Toc238462445"/>
       <w:r>
         <w:lastRenderedPageBreak/>
         <w:t>Foreword</w:t>
@@ -3305,7 +3305,7 @@
       <w:pPr>
         <w:pStyle w:val="Ttulo"/>
       </w:pPr>
-      <w:bookmarkStart w:id="2" w:name="_Toc238330607"/>
+      <w:bookmarkStart w:id="2" w:name="_Toc238462446"/>
       <w:r>
         <w:lastRenderedPageBreak/>
         <w:t>1. Purpose, scope, and models</w:t>
@@ -3322,7 +3322,7 @@
         <w:pStyle w:val="Ttulo1"/>
         <w:spacing w:before="280"/>
       </w:pPr>
-      <w:bookmarkStart w:id="3" w:name="_Toc238330608"/>
+      <w:bookmarkStart w:id="3" w:name="_Toc238462447"/>
       <w:r>
         <w:t>1.1 Scope of this guide</w:t>
       </w:r>
@@ -3347,7 +3347,7 @@
       <w:pPr>
         <w:pStyle w:val="Ttulo"/>
       </w:pPr>
-      <w:bookmarkStart w:id="4" w:name="_Toc238330609"/>
+      <w:bookmarkStart w:id="4" w:name="_Toc238462448"/>
       <w:r>
         <w:lastRenderedPageBreak/>
         <w:t>2. Activation and producer selection</w:t>
@@ -3359,7 +3359,7 @@
         <w:pStyle w:val="Ttulo1"/>
         <w:spacing w:before="280"/>
       </w:pPr>
-      <w:bookmarkStart w:id="5" w:name="_Toc238330610"/>
+      <w:bookmarkStart w:id="5" w:name="_Toc238462449"/>
       <w:r>
         <w:t>2.1 Console command</w:t>
       </w:r>
@@ -3817,7 +3817,7 @@
         <w:pStyle w:val="Ttulo1"/>
         <w:spacing w:before="280"/>
       </w:pPr>
-      <w:bookmarkStart w:id="6" w:name="_Toc238330611"/>
+      <w:bookmarkStart w:id="6" w:name="_Toc238462450"/>
       <w:r>
         <w:t>2.2 Conditions and special paths</w:t>
       </w:r>
@@ -3875,7 +3875,7 @@
       <w:pPr>
         <w:pStyle w:val="Ttulo"/>
       </w:pPr>
-      <w:bookmarkStart w:id="7" w:name="_Toc238330612"/>
+      <w:bookmarkStart w:id="7" w:name="_Toc238462451"/>
       <w:r>
         <w:lastRenderedPageBreak/>
         <w:t>3. Common file structure</w:t>
@@ -3887,7 +3887,7 @@
         <w:pStyle w:val="Ttulo1"/>
         <w:spacing w:before="280"/>
       </w:pPr>
-      <w:bookmarkStart w:id="8" w:name="_Toc238330613"/>
+      <w:bookmarkStart w:id="8" w:name="_Toc238462452"/>
       <w:r>
         <w:t>3.1 Physical hierarchy</w:t>
       </w:r>
@@ -4208,7 +4208,7 @@
         <w:pStyle w:val="Ttulo1"/>
         <w:spacing w:before="280"/>
       </w:pPr>
-      <w:bookmarkStart w:id="9" w:name="_Toc238330614"/>
+      <w:bookmarkStart w:id="9" w:name="_Toc238462453"/>
       <w:r>
         <w:t>3.2 Timing rules</w:t>
       </w:r>
@@ -4290,7 +4290,7 @@
       <w:pPr>
         <w:pStyle w:val="Ttulo"/>
       </w:pPr>
-      <w:bookmarkStart w:id="10" w:name="_Toc238330615"/>
+      <w:bookmarkStart w:id="10" w:name="_Toc238462454"/>
       <w:r>
         <w:lastRenderedPageBreak/>
         <w:t>4. Common framework records</w:t>
@@ -4302,7 +4302,7 @@
         <w:pStyle w:val="Ttulo1"/>
         <w:spacing w:before="280"/>
       </w:pPr>
-      <w:bookmarkStart w:id="11" w:name="_Toc238330616"/>
+      <w:bookmarkStart w:id="11" w:name="_Toc238462455"/>
       <w:r>
         <w:t>CPU — Info Cycle</w:t>
       </w:r>
@@ -4368,7 +4368,7 @@
         <w:pStyle w:val="Ttulo1"/>
         <w:spacing w:before="280"/>
       </w:pPr>
-      <w:bookmarkStart w:id="12" w:name="_Toc238330617"/>
+      <w:bookmarkStart w:id="12" w:name="_Toc238462456"/>
       <w:r>
         <w:t>CPU — Transaction about to execute</w:t>
       </w:r>
@@ -4434,7 +4434,7 @@
         <w:pStyle w:val="Ttulo1"/>
         <w:spacing w:before="280"/>
       </w:pPr>
-      <w:bookmarkStart w:id="13" w:name="_Toc238330618"/>
+      <w:bookmarkStart w:id="13" w:name="_Toc238462457"/>
       <w:r>
         <w:t>CPU — Executed instruction</w:t>
       </w:r>
@@ -4500,7 +4500,7 @@
         <w:pStyle w:val="Ttulo1"/>
         <w:spacing w:before="280"/>
       </w:pPr>
-      <w:bookmarkStart w:id="14" w:name="_Toc238330619"/>
+      <w:bookmarkStart w:id="14" w:name="_Toc238462458"/>
       <w:r>
         <w:t>CPU — Stop</w:t>
       </w:r>
@@ -4567,7 +4567,7 @@
         <w:pStyle w:val="Ttulo1"/>
         <w:spacing w:before="280"/>
       </w:pPr>
-      <w:bookmarkStart w:id="15" w:name="_Toc238330620"/>
+      <w:bookmarkStart w:id="15" w:name="_Toc238462459"/>
       <w:r>
         <w:t>CPU — Interrupts</w:t>
       </w:r>
@@ -4633,7 +4633,7 @@
         <w:pStyle w:val="Ttulo1"/>
         <w:spacing w:before="280"/>
       </w:pPr>
-      <w:bookmarkStart w:id="16" w:name="_Toc238330621"/>
+      <w:bookmarkStart w:id="16" w:name="_Toc238462460"/>
       <w:r>
         <w:t>Memory — Applied Set</w:t>
       </w:r>
@@ -4698,7 +4698,7 @@
       <w:pPr>
         <w:pStyle w:val="Ttulo"/>
       </w:pPr>
-      <w:bookmarkStart w:id="17" w:name="_Toc238330622"/>
+      <w:bookmarkStart w:id="17" w:name="_Toc238462461"/>
       <w:r>
         <w:lastRenderedPageBreak/>
         <w:t>5. Machine-specific components</w:t>
@@ -4710,7 +4710,7 @@
         <w:pStyle w:val="Ttulo1"/>
         <w:spacing w:before="280"/>
       </w:pPr>
-      <w:bookmarkStart w:id="18" w:name="_Toc238330623"/>
+      <w:bookmarkStart w:id="18" w:name="_Toc238462462"/>
       <w:r>
         <w:t>5.1 Selectable inventory</w:t>
       </w:r>
@@ -5101,7 +5101,7 @@
         <w:pStyle w:val="Ttulo1"/>
         <w:spacing w:before="280"/>
       </w:pPr>
-      <w:bookmarkStart w:id="19" w:name="_Toc238330624"/>
+      <w:bookmarkStart w:id="19" w:name="_Toc238462463"/>
       <w:r>
         <w:t>5.2 Record catalog</w:t>
       </w:r>
@@ -5111,7 +5111,7 @@
       <w:pPr>
         <w:pStyle w:val="Ttulo2"/>
       </w:pPr>
-      <w:bookmarkStart w:id="20" w:name="_Toc238330625"/>
+      <w:bookmarkStart w:id="20" w:name="_Toc238462464"/>
       <w:r>
         <w:t>ULA — Info Cycle</w:t>
       </w:r>
@@ -5165,7 +5165,7 @@
       <w:pPr>
         <w:pStyle w:val="Ttulo2"/>
       </w:pPr>
-      <w:bookmarkStart w:id="21" w:name="_Toc238330626"/>
+      <w:bookmarkStart w:id="21" w:name="_Toc238462465"/>
       <w:r>
         <w:t>ZX81DN — Datasette trap executed</w:t>
       </w:r>
@@ -5219,7 +5219,7 @@
       <w:pPr>
         <w:pStyle w:val="Ttulo2"/>
       </w:pPr>
-      <w:bookmarkStart w:id="22" w:name="_Toc238330627"/>
+      <w:bookmarkStart w:id="22" w:name="_Toc238462466"/>
       <w:r>
         <w:t>ZX81PRT — Printer trap executed</w:t>
       </w:r>
@@ -5273,7 +5273,7 @@
       <w:pPr>
         <w:pStyle w:val="Ttulo"/>
       </w:pPr>
-      <w:bookmarkStart w:id="23" w:name="_Toc238330628"/>
+      <w:bookmarkStart w:id="23" w:name="_Toc238462467"/>
       <w:r>
         <w:lastRenderedPageBreak/>
         <w:t>6. Interpretation method</w:t>
@@ -5285,7 +5285,7 @@
         <w:pStyle w:val="Ttulo1"/>
         <w:spacing w:before="280"/>
       </w:pPr>
-      <w:bookmarkStart w:id="24" w:name="_Toc238330629"/>
+      <w:bookmarkStart w:id="24" w:name="_Toc238462468"/>
       <w:r>
         <w:t>6.1 Recommended procedure</w:t>
       </w:r>
@@ -5368,7 +5368,7 @@
         <w:pStyle w:val="Ttulo1"/>
         <w:spacing w:before="280"/>
       </w:pPr>
-      <w:bookmarkStart w:id="25" w:name="_Toc238330630"/>
+      <w:bookmarkStart w:id="25" w:name="_Toc238462469"/>
       <w:r>
         <w:t>6.2 Annotated example</w:t>
       </w:r>
@@ -5454,7 +5454,7 @@
       <w:pPr>
         <w:pStyle w:val="Ttulo"/>
       </w:pPr>
-      <w:bookmarkStart w:id="26" w:name="_Toc238330631"/>
+      <w:bookmarkStart w:id="26" w:name="_Toc238462470"/>
       <w:r>
         <w:lastRenderedPageBreak/>
         <w:t>7. Limitations and maintenance</w:t>
@@ -5466,7 +5466,7 @@
         <w:pStyle w:val="Ttulo1"/>
         <w:spacing w:before="280"/>
       </w:pPr>
-      <w:bookmarkStart w:id="27" w:name="_Toc238330632"/>
+      <w:bookmarkStart w:id="27" w:name="_Toc238462471"/>
       <w:r>
         <w:t>7.1 Specific limitations</w:t>
       </w:r>
@@ -5513,7 +5513,7 @@
         <w:pStyle w:val="Ttulo1"/>
         <w:spacing w:before="280"/>
       </w:pPr>
-      <w:bookmarkStart w:id="28" w:name="_Toc238330633"/>
+      <w:bookmarkStart w:id="28" w:name="_Toc238462472"/>
       <w:r>
         <w:t>7.2 Maintenance contract</w:t>
       </w:r>
@@ -5571,7 +5571,7 @@
       <w:pPr>
         <w:pStyle w:val="Ttulo"/>
       </w:pPr>
-      <w:bookmarkStart w:id="29" w:name="_Toc238330634"/>
+      <w:bookmarkStart w:id="29" w:name="_Toc238462473"/>
       <w:r>
         <w:lastRenderedPageBreak/>
         <w:t>Appendices</w:t>
@@ -5582,7 +5582,7 @@
       <w:pPr>
         <w:pStyle w:val="Ttulo1"/>
       </w:pPr>
-      <w:bookmarkStart w:id="30" w:name="_Toc238330635"/>
+      <w:bookmarkStart w:id="30" w:name="_Toc238462474"/>
       <w:r>
         <w:t>Appendix A. Provenance and revision</w:t>
       </w:r>
@@ -5604,7 +5604,7 @@
         <w:pStyle w:val="Ttulo1"/>
         <w:spacing w:before="280"/>
       </w:pPr>
-      <w:bookmarkStart w:id="31" w:name="_Toc238330636"/>
+      <w:bookmarkStart w:id="31" w:name="_Toc238462475"/>
       <w:r>
         <w:t>A.1 Watched source files</w:t>
       </w:r>
@@ -6269,7 +6269,7 @@
         <w:pStyle w:val="Ttulo1"/>
         <w:spacing w:before="280"/>
       </w:pPr>
-      <w:bookmarkStart w:id="32" w:name="_Toc238330637"/>
+      <w:bookmarkStart w:id="32" w:name="_Toc238462476"/>
       <w:r>
         <w:t>A.2 Revision history</w:t>
       </w:r>
@@ -6440,7 +6440,7 @@
       <w:pPr>
         <w:pStyle w:val="Ttulo1"/>
       </w:pPr>
-      <w:bookmarkStart w:id="33" w:name="_Toc238330638"/>
+      <w:bookmarkStart w:id="33" w:name="_Toc238462477"/>
       <w:r>
         <w:t>Illustrations</w:t>
       </w:r>
@@ -6480,7 +6480,7 @@
       <w:pPr>
         <w:pStyle w:val="Ttulo1"/>
       </w:pPr>
-      <w:bookmarkStart w:id="34" w:name="_Toc238330639"/>
+      <w:bookmarkStart w:id="34" w:name="_Toc238462478"/>
       <w:r>
         <w:lastRenderedPageBreak/>
         <w:t>Equations</w:t>
@@ -6531,7 +6531,7 @@
 </file>
 
 <file path=word/endnotes.xml><?xml version="1.0" encoding="utf-8"?>
-<w:endnotes xmlns:wpc="http://schemas.microsoft.com/office/word/2010/wordprocessingCanvas" xmlns:cx="http://schemas.microsoft.com/office/drawing/2014/chartex" xmlns:cx1="http://schemas.microsoft.com/office/drawing/2015/9/8/chartex" xmlns:cx2="http://schemas.microsoft.com/office/drawing/2015/10/21/chartex" xmlns:cx3="http://schemas.microsoft.com/office/drawing/2016/5/9/chartex" xmlns:cx4="http://schemas.microsoft.com/office/drawing/2016/5/10/chartex" xmlns:cx5="http://schemas.microsoft.com/office/drawing/2016/5/11/chartex" xmlns:cx6="http://schemas.microsoft.com/office/drawing/2016/5/12/chartex" xmlns:cx7="http://schemas.microsoft.com/office/drawing/2016/5/13/chartex" xmlns:cx8="http://schemas.microsoft.com/office/drawing/2016/5/14/chartex" xmlns:mc="http://schemas.openxmlformats.org/markup-compatibility/2006" xmlns:aink="http://schemas.microsoft.com/office/drawing/2016/ink" xmlns:am3d="http://schemas.microsoft.com/office/drawing/2017/model3d" xmlns:o="urn:schemas-microsoft-com:office:office" xmlns:oel="http://schemas.microsoft.com/office/2019/extlst" xmlns:r="http://schemas.openxmlformats.org/officeDocument/2006/relationships" xmlns:m="http://schemas.openxmlformats.org/officeDocument/2006/math" xmlns:v="urn:schemas-microsoft-com:vml" xmlns:wp14="http://schemas.microsoft.com/office/word/2010/wordprocessingDrawing" xmlns:wp="http://schemas.openxmlformats.org/drawingml/2006/wordprocessingDrawing" xmlns:w10="urn:schemas-microsoft-com:office:word" xmlns:w="http://schemas.openxmlformats.org/wordprocessingml/2006/main" xmlns:w14="http://schemas.microsoft.com/office/word/2010/wordml" xmlns:w15="http://schemas.microsoft.com/office/word/2012/wordml" xmlns:w16cei="http://schemas.microsoft.com/office/word/2026/wordml/cei" xmlns:w16cex="http://schemas.microsoft.com/office/word/2018/wordml/cex" xmlns:w16cid="http://schemas.microsoft.com/office/word/2016/wordml/cid" xmlns:w16="http://schemas.microsoft.com/office/word/2018/wordml" xmlns:w16du="http://schemas.microsoft.com/office/word/2023/wordml/word16du" xmlns:w16sdtdh="http://schemas.microsoft.com/office/word/2020/wordml/sdtdatahash" xmlns:w16sdtfl="http://schemas.microsoft.com/office/word/2024/wordml/sdtformatlock" xmlns:w16se="http://schemas.microsoft.com/office/word/2015/wordml/symex" xmlns:wpg="http://schemas.microsoft.com/office/word/2010/wordprocessingGroup" xmlns:wpi="http://schemas.microsoft.com/office/word/2010/wordprocessingInk" xmlns:wne="http://schemas.microsoft.com/office/word/2006/wordml" xmlns:wps="http://schemas.microsoft.com/office/word/2010/wordprocessingShape" mc:Ignorable="w14 w15 w16se w16cid w16 w16cex w16sdtdh w16sdtfl w16du wp14">
+<w:endnotes xmlns:wpc="http://schemas.microsoft.com/office/word/2010/wordprocessingCanvas" xmlns:cx="http://schemas.microsoft.com/office/drawing/2014/chartex" xmlns:cx1="http://schemas.microsoft.com/office/drawing/2015/9/8/chartex" xmlns:cx2="http://schemas.microsoft.com/office/drawing/2015/10/21/chartex" xmlns:cx3="http://schemas.microsoft.com/office/drawing/2016/5/9/chartex" xmlns:cx4="http://schemas.microsoft.com/office/drawing/2016/5/10/chartex" xmlns:cx5="http://schemas.microsoft.com/office/drawing/2016/5/11/chartex" xmlns:cx6="http://schemas.microsoft.com/office/drawing/2016/5/12/chartex" xmlns:cx7="http://schemas.microsoft.com/office/drawing/2016/5/13/chartex" xmlns:cx8="http://schemas.microsoft.com/office/drawing/2016/5/14/chartex" xmlns:mc="http://schemas.openxmlformats.org/markup-compatibility/2006" xmlns:aink="http://schemas.microsoft.com/office/drawing/2016/ink" xmlns:am3d="http://schemas.microsoft.com/office/drawing/2017/model3d" xmlns:o="urn:schemas-microsoft-com:office:office" xmlns:oel="http://schemas.microsoft.com/office/2019/extlst" xmlns:r="http://schemas.openxmlformats.org/officeDocument/2006/relationships" xmlns:m="http://schemas.openxmlformats.org/officeDocument/2006/math" xmlns:v="urn:schemas-microsoft-com:vml" xmlns:wp14="http://schemas.microsoft.com/office/word/2010/wordprocessingDrawing" xmlns:wp="http://schemas.openxmlformats.org/drawingml/2006/wordprocessingDrawing" xmlns:w10="urn:schemas-microsoft-com:office:word" xmlns:w="http://schemas.openxmlformats.org/wordprocessingml/2006/main" xmlns:w14="http://schemas.microsoft.com/office/word/2010/wordml" xmlns:w15="http://schemas.microsoft.com/office/word/2012/wordml" xmlns:w16cex="http://schemas.microsoft.com/office/word/2018/wordml/cex" xmlns:w16cid="http://schemas.microsoft.com/office/word/2016/wordml/cid" xmlns:w16="http://schemas.microsoft.com/office/word/2018/wordml" xmlns:w16du="http://schemas.microsoft.com/office/word/2023/wordml/word16du" xmlns:w16sdtdh="http://schemas.microsoft.com/office/word/2020/wordml/sdtdatahash" xmlns:w16sdtfl="http://schemas.microsoft.com/office/word/2024/wordml/sdtformatlock" xmlns:w16se="http://schemas.microsoft.com/office/word/2015/wordml/symex" xmlns:wpg="http://schemas.microsoft.com/office/word/2010/wordprocessingGroup" xmlns:wpi="http://schemas.microsoft.com/office/word/2010/wordprocessingInk" xmlns:wne="http://schemas.microsoft.com/office/word/2006/wordml" xmlns:wps="http://schemas.microsoft.com/office/word/2010/wordprocessingShape" mc:Ignorable="w14 w15 w16se w16cid w16 w16cex w16sdtdh w16sdtfl w16du wp14">
   <w:endnote w:type="separator" w:id="-1">
     <w:p>
       <w:pPr>
@@ -6556,7 +6556,7 @@
 </file>
 
 <file path=word/footer1.xml><?xml version="1.0" encoding="utf-8"?>
-<w:ftr xmlns:wpc="http://schemas.microsoft.com/office/word/2010/wordprocessingCanvas" xmlns:cx="http://schemas.microsoft.com/office/drawing/2014/chartex" xmlns:cx1="http://schemas.microsoft.com/office/drawing/2015/9/8/chartex" xmlns:cx2="http://schemas.microsoft.com/office/drawing/2015/10/21/chartex" xmlns:cx3="http://schemas.microsoft.com/office/drawing/2016/5/9/chartex" xmlns:cx4="http://schemas.microsoft.com/office/drawing/2016/5/10/chartex" xmlns:cx5="http://schemas.microsoft.com/office/drawing/2016/5/11/chartex" xmlns:cx6="http://schemas.microsoft.com/office/drawing/2016/5/12/chartex" xmlns:cx7="http://schemas.microsoft.com/office/drawing/2016/5/13/chartex" xmlns:cx8="http://schemas.microsoft.com/office/drawing/2016/5/14/chartex" xmlns:mc="http://schemas.openxmlformats.org/markup-compatibility/2006" xmlns:aink="http://schemas.microsoft.com/office/drawing/2016/ink" xmlns:am3d="http://schemas.microsoft.com/office/drawing/2017/model3d" xmlns:o="urn:schemas-microsoft-com:office:office" xmlns:oel="http://schemas.microsoft.com/office/2019/extlst" xmlns:r="http://schemas.openxmlformats.org/officeDocument/2006/relationships" xmlns:m="http://schemas.openxmlformats.org/officeDocument/2006/math" xmlns:v="urn:schemas-microsoft-com:vml" xmlns:wp14="http://schemas.microsoft.com/office/word/2010/wordprocessingDrawing" xmlns:wp="http://schemas.openxmlformats.org/drawingml/2006/wordprocessingDrawing" xmlns:w10="urn:schemas-microsoft-com:office:word" xmlns:w="http://schemas.openxmlformats.org/wordprocessingml/2006/main" xmlns:w14="http://schemas.microsoft.com/office/word/2010/wordml" xmlns:w15="http://schemas.microsoft.com/office/word/2012/wordml" xmlns:w16cei="http://schemas.microsoft.com/office/word/2026/wordml/cei" xmlns:w16cex="http://schemas.microsoft.com/office/word/2018/wordml/cex" xmlns:w16cid="http://schemas.microsoft.com/office/word/2016/wordml/cid" xmlns:w16="http://schemas.microsoft.com/office/word/2018/wordml" xmlns:w16du="http://schemas.microsoft.com/office/word/2023/wordml/word16du" xmlns:w16sdtdh="http://schemas.microsoft.com/office/word/2020/wordml/sdtdatahash" xmlns:w16sdtfl="http://schemas.microsoft.com/office/word/2024/wordml/sdtformatlock" xmlns:w16se="http://schemas.microsoft.com/office/word/2015/wordml/symex" xmlns:wpg="http://schemas.microsoft.com/office/word/2010/wordprocessingGroup" xmlns:wpi="http://schemas.microsoft.com/office/word/2010/wordprocessingInk" xmlns:wne="http://schemas.microsoft.com/office/word/2006/wordml" xmlns:wps="http://schemas.microsoft.com/office/word/2010/wordprocessingShape" mc:Ignorable="w14 w15 w16se w16cid w16 w16cex w16sdtdh w16sdtfl w16du wp14">
+<w:ftr xmlns:wpc="http://schemas.microsoft.com/office/word/2010/wordprocessingCanvas" xmlns:cx="http://schemas.microsoft.com/office/drawing/2014/chartex" xmlns:cx1="http://schemas.microsoft.com/office/drawing/2015/9/8/chartex" xmlns:cx2="http://schemas.microsoft.com/office/drawing/2015/10/21/chartex" xmlns:cx3="http://schemas.microsoft.com/office/drawing/2016/5/9/chartex" xmlns:cx4="http://schemas.microsoft.com/office/drawing/2016/5/10/chartex" xmlns:cx5="http://schemas.microsoft.com/office/drawing/2016/5/11/chartex" xmlns:cx6="http://schemas.microsoft.com/office/drawing/2016/5/12/chartex" xmlns:cx7="http://schemas.microsoft.com/office/drawing/2016/5/13/chartex" xmlns:cx8="http://schemas.microsoft.com/office/drawing/2016/5/14/chartex" xmlns:mc="http://schemas.openxmlformats.org/markup-compatibility/2006" xmlns:aink="http://schemas.microsoft.com/office/drawing/2016/ink" xmlns:am3d="http://schemas.microsoft.com/office/drawing/2017/model3d" xmlns:o="urn:schemas-microsoft-com:office:office" xmlns:oel="http://schemas.microsoft.com/office/2019/extlst" xmlns:r="http://schemas.openxmlformats.org/officeDocument/2006/relationships" xmlns:m="http://schemas.openxmlformats.org/officeDocument/2006/math" xmlns:v="urn:schemas-microsoft-com:vml" xmlns:wp14="http://schemas.microsoft.com/office/word/2010/wordprocessingDrawing" xmlns:wp="http://schemas.openxmlformats.org/drawingml/2006/wordprocessingDrawing" xmlns:w10="urn:schemas-microsoft-com:office:word" xmlns:w="http://schemas.openxmlformats.org/wordprocessingml/2006/main" xmlns:w14="http://schemas.microsoft.com/office/word/2010/wordml" xmlns:w15="http://schemas.microsoft.com/office/word/2012/wordml" xmlns:w16cex="http://schemas.microsoft.com/office/word/2018/wordml/cex" xmlns:w16cid="http://schemas.microsoft.com/office/word/2016/wordml/cid" xmlns:w16="http://schemas.microsoft.com/office/word/2018/wordml" xmlns:w16du="http://schemas.microsoft.com/office/word/2023/wordml/word16du" xmlns:w16sdtdh="http://schemas.microsoft.com/office/word/2020/wordml/sdtdatahash" xmlns:w16sdtfl="http://schemas.microsoft.com/office/word/2024/wordml/sdtformatlock" xmlns:w16se="http://schemas.microsoft.com/office/word/2015/wordml/symex" xmlns:wpg="http://schemas.microsoft.com/office/word/2010/wordprocessingGroup" xmlns:wpi="http://schemas.microsoft.com/office/word/2010/wordprocessingInk" xmlns:wne="http://schemas.microsoft.com/office/word/2006/wordml" xmlns:wps="http://schemas.microsoft.com/office/word/2010/wordprocessingShape" mc:Ignorable="w14 w15 w16se w16cid w16 w16cex w16sdtdh w16sdtfl w16du wp14">
   <w:p>
     <w:pPr>
       <w:pStyle w:val="Piedepgina"/>
@@ -6566,7 +6566,7 @@
 </file>
 
 <file path=word/footer2.xml><?xml version="1.0" encoding="utf-8"?>
-<w:ftr xmlns:wpc="http://schemas.microsoft.com/office/word/2010/wordprocessingCanvas" xmlns:cx="http://schemas.microsoft.com/office/drawing/2014/chartex" xmlns:cx1="http://schemas.microsoft.com/office/drawing/2015/9/8/chartex" xmlns:cx2="http://schemas.microsoft.com/office/drawing/2015/10/21/chartex" xmlns:cx3="http://schemas.microsoft.com/office/drawing/2016/5/9/chartex" xmlns:cx4="http://schemas.microsoft.com/office/drawing/2016/5/10/chartex" xmlns:cx5="http://schemas.microsoft.com/office/drawing/2016/5/11/chartex" xmlns:cx6="http://schemas.microsoft.com/office/drawing/2016/5/12/chartex" xmlns:cx7="http://schemas.microsoft.com/office/drawing/2016/5/13/chartex" xmlns:cx8="http://schemas.microsoft.com/office/drawing/2016/5/14/chartex" xmlns:mc="http://schemas.openxmlformats.org/markup-compatibility/2006" xmlns:aink="http://schemas.microsoft.com/office/drawing/2016/ink" xmlns:am3d="http://schemas.microsoft.com/office/drawing/2017/model3d" xmlns:o="urn:schemas-microsoft-com:office:office" xmlns:oel="http://schemas.microsoft.com/office/2019/extlst" xmlns:r="http://schemas.openxmlformats.org/officeDocument/2006/relationships" xmlns:m="http://schemas.openxmlformats.org/officeDocument/2006/math" xmlns:v="urn:schemas-microsoft-com:vml" xmlns:wp14="http://schemas.microsoft.com/office/word/2010/wordprocessingDrawing" xmlns:wp="http://schemas.openxmlformats.org/drawingml/2006/wordprocessingDrawing" xmlns:w10="urn:schemas-microsoft-com:office:word" xmlns:w="http://schemas.openxmlformats.org/wordprocessingml/2006/main" xmlns:w14="http://schemas.microsoft.com/office/word/2010/wordml" xmlns:w15="http://schemas.microsoft.com/office/word/2012/wordml" xmlns:w16cei="http://schemas.microsoft.com/office/word/2026/wordml/cei" xmlns:w16cex="http://schemas.microsoft.com/office/word/2018/wordml/cex" xmlns:w16cid="http://schemas.microsoft.com/office/word/2016/wordml/cid" xmlns:w16="http://schemas.microsoft.com/office/word/2018/wordml" xmlns:w16du="http://schemas.microsoft.com/office/word/2023/wordml/word16du" xmlns:w16sdtdh="http://schemas.microsoft.com/office/word/2020/wordml/sdtdatahash" xmlns:w16sdtfl="http://schemas.microsoft.com/office/word/2024/wordml/sdtformatlock" xmlns:w16se="http://schemas.microsoft.com/office/word/2015/wordml/symex" xmlns:wpg="http://schemas.microsoft.com/office/word/2010/wordprocessingGroup" xmlns:wpi="http://schemas.microsoft.com/office/word/2010/wordprocessingInk" xmlns:wne="http://schemas.microsoft.com/office/word/2006/wordml" xmlns:wps="http://schemas.microsoft.com/office/word/2010/wordprocessingShape" mc:Ignorable="w14 w15 w16se w16cid w16 w16cex w16sdtdh w16sdtfl w16du wp14">
+<w:ftr xmlns:wpc="http://schemas.microsoft.com/office/word/2010/wordprocessingCanvas" xmlns:cx="http://schemas.microsoft.com/office/drawing/2014/chartex" xmlns:cx1="http://schemas.microsoft.com/office/drawing/2015/9/8/chartex" xmlns:cx2="http://schemas.microsoft.com/office/drawing/2015/10/21/chartex" xmlns:cx3="http://schemas.microsoft.com/office/drawing/2016/5/9/chartex" xmlns:cx4="http://schemas.microsoft.com/office/drawing/2016/5/10/chartex" xmlns:cx5="http://schemas.microsoft.com/office/drawing/2016/5/11/chartex" xmlns:cx6="http://schemas.microsoft.com/office/drawing/2016/5/12/chartex" xmlns:cx7="http://schemas.microsoft.com/office/drawing/2016/5/13/chartex" xmlns:cx8="http://schemas.microsoft.com/office/drawing/2016/5/14/chartex" xmlns:mc="http://schemas.openxmlformats.org/markup-compatibility/2006" xmlns:aink="http://schemas.microsoft.com/office/drawing/2016/ink" xmlns:am3d="http://schemas.microsoft.com/office/drawing/2017/model3d" xmlns:o="urn:schemas-microsoft-com:office:office" xmlns:oel="http://schemas.microsoft.com/office/2019/extlst" xmlns:r="http://schemas.openxmlformats.org/officeDocument/2006/relationships" xmlns:m="http://schemas.openxmlformats.org/officeDocument/2006/math" xmlns:v="urn:schemas-microsoft-com:vml" xmlns:wp14="http://schemas.microsoft.com/office/word/2010/wordprocessingDrawing" xmlns:wp="http://schemas.openxmlformats.org/drawingml/2006/wordprocessingDrawing" xmlns:w10="urn:schemas-microsoft-com:office:word" xmlns:w="http://schemas.openxmlformats.org/wordprocessingml/2006/main" xmlns:w14="http://schemas.microsoft.com/office/word/2010/wordml" xmlns:w15="http://schemas.microsoft.com/office/word/2012/wordml" xmlns:w16cex="http://schemas.microsoft.com/office/word/2018/wordml/cex" xmlns:w16cid="http://schemas.microsoft.com/office/word/2016/wordml/cid" xmlns:w16="http://schemas.microsoft.com/office/word/2018/wordml" xmlns:w16du="http://schemas.microsoft.com/office/word/2023/wordml/word16du" xmlns:w16sdtdh="http://schemas.microsoft.com/office/word/2020/wordml/sdtdatahash" xmlns:w16sdtfl="http://schemas.microsoft.com/office/word/2024/wordml/sdtformatlock" xmlns:w16se="http://schemas.microsoft.com/office/word/2015/wordml/symex" xmlns:wpg="http://schemas.microsoft.com/office/word/2010/wordprocessingGroup" xmlns:wpi="http://schemas.microsoft.com/office/word/2010/wordprocessingInk" xmlns:wne="http://schemas.microsoft.com/office/word/2006/wordml" xmlns:wps="http://schemas.microsoft.com/office/word/2010/wordprocessingShape" mc:Ignorable="w14 w15 w16se w16cid w16 w16cex w16sdtdh w16sdtfl w16du wp14">
   <w:p>
     <w:pPr>
       <w:tabs>
@@ -6586,7 +6586,7 @@
         <w:noProof/>
       </w:rPr>
       <w:drawing>
-        <wp:inline distT="0" distB="0" distL="0" distR="0" wp14:anchorId="61972015" wp14:editId="7DB6ADD0">
+        <wp:inline distT="0" distB="0" distL="0" distR="0" wp14:anchorId="60270978" wp14:editId="54A3357B">
           <wp:extent cx="576000" cy="459360"/>
           <wp:effectExtent l="0" t="0" r="0" b="0"/>
           <wp:docPr id="1" name="ARGOS framework mark" descr="ARGOS framework mark"/>
@@ -6739,7 +6739,7 @@
 </file>
 
 <file path=word/footer3.xml><?xml version="1.0" encoding="utf-8"?>
-<w:ftr xmlns:wpc="http://schemas.microsoft.com/office/word/2010/wordprocessingCanvas" xmlns:cx="http://schemas.microsoft.com/office/drawing/2014/chartex" xmlns:cx1="http://schemas.microsoft.com/office/drawing/2015/9/8/chartex" xmlns:cx2="http://schemas.microsoft.com/office/drawing/2015/10/21/chartex" xmlns:cx3="http://schemas.microsoft.com/office/drawing/2016/5/9/chartex" xmlns:cx4="http://schemas.microsoft.com/office/drawing/2016/5/10/chartex" xmlns:cx5="http://schemas.microsoft.com/office/drawing/2016/5/11/chartex" xmlns:cx6="http://schemas.microsoft.com/office/drawing/2016/5/12/chartex" xmlns:cx7="http://schemas.microsoft.com/office/drawing/2016/5/13/chartex" xmlns:cx8="http://schemas.microsoft.com/office/drawing/2016/5/14/chartex" xmlns:mc="http://schemas.openxmlformats.org/markup-compatibility/2006" xmlns:aink="http://schemas.microsoft.com/office/drawing/2016/ink" xmlns:am3d="http://schemas.microsoft.com/office/drawing/2017/model3d" xmlns:o="urn:schemas-microsoft-com:office:office" xmlns:oel="http://schemas.microsoft.com/office/2019/extlst" xmlns:r="http://schemas.openxmlformats.org/officeDocument/2006/relationships" xmlns:m="http://schemas.openxmlformats.org/officeDocument/2006/math" xmlns:v="urn:schemas-microsoft-com:vml" xmlns:wp14="http://schemas.microsoft.com/office/word/2010/wordprocessingDrawing" xmlns:wp="http://schemas.openxmlformats.org/drawingml/2006/wordprocessingDrawing" xmlns:w10="urn:schemas-microsoft-com:office:word" xmlns:w="http://schemas.openxmlformats.org/wordprocessingml/2006/main" xmlns:w14="http://schemas.microsoft.com/office/word/2010/wordml" xmlns:w15="http://schemas.microsoft.com/office/word/2012/wordml" xmlns:w16cei="http://schemas.microsoft.com/office/word/2026/wordml/cei" xmlns:w16cex="http://schemas.microsoft.com/office/word/2018/wordml/cex" xmlns:w16cid="http://schemas.microsoft.com/office/word/2016/wordml/cid" xmlns:w16="http://schemas.microsoft.com/office/word/2018/wordml" xmlns:w16du="http://schemas.microsoft.com/office/word/2023/wordml/word16du" xmlns:w16sdtdh="http://schemas.microsoft.com/office/word/2020/wordml/sdtdatahash" xmlns:w16sdtfl="http://schemas.microsoft.com/office/word/2024/wordml/sdtformatlock" xmlns:w16se="http://schemas.microsoft.com/office/word/2015/wordml/symex" xmlns:wpg="http://schemas.microsoft.com/office/word/2010/wordprocessingGroup" xmlns:wpi="http://schemas.microsoft.com/office/word/2010/wordprocessingInk" xmlns:wne="http://schemas.microsoft.com/office/word/2006/wordml" xmlns:wps="http://schemas.microsoft.com/office/word/2010/wordprocessingShape" mc:Ignorable="w14 w15 w16se w16cid w16 w16cex w16sdtdh w16sdtfl w16du wp14">
+<w:ftr xmlns:wpc="http://schemas.microsoft.com/office/word/2010/wordprocessingCanvas" xmlns:cx="http://schemas.microsoft.com/office/drawing/2014/chartex" xmlns:cx1="http://schemas.microsoft.com/office/drawing/2015/9/8/chartex" xmlns:cx2="http://schemas.microsoft.com/office/drawing/2015/10/21/chartex" xmlns:cx3="http://schemas.microsoft.com/office/drawing/2016/5/9/chartex" xmlns:cx4="http://schemas.microsoft.com/office/drawing/2016/5/10/chartex" xmlns:cx5="http://schemas.microsoft.com/office/drawing/2016/5/11/chartex" xmlns:cx6="http://schemas.microsoft.com/office/drawing/2016/5/12/chartex" xmlns:cx7="http://schemas.microsoft.com/office/drawing/2016/5/13/chartex" xmlns:cx8="http://schemas.microsoft.com/office/drawing/2016/5/14/chartex" xmlns:mc="http://schemas.openxmlformats.org/markup-compatibility/2006" xmlns:aink="http://schemas.microsoft.com/office/drawing/2016/ink" xmlns:am3d="http://schemas.microsoft.com/office/drawing/2017/model3d" xmlns:o="urn:schemas-microsoft-com:office:office" xmlns:oel="http://schemas.microsoft.com/office/2019/extlst" xmlns:r="http://schemas.openxmlformats.org/officeDocument/2006/relationships" xmlns:m="http://schemas.openxmlformats.org/officeDocument/2006/math" xmlns:v="urn:schemas-microsoft-com:vml" xmlns:wp14="http://schemas.microsoft.com/office/word/2010/wordprocessingDrawing" xmlns:wp="http://schemas.openxmlformats.org/drawingml/2006/wordprocessingDrawing" xmlns:w10="urn:schemas-microsoft-com:office:word" xmlns:w="http://schemas.openxmlformats.org/wordprocessingml/2006/main" xmlns:w14="http://schemas.microsoft.com/office/word/2010/wordml" xmlns:w15="http://schemas.microsoft.com/office/word/2012/wordml" xmlns:w16cex="http://schemas.microsoft.com/office/word/2018/wordml/cex" xmlns:w16cid="http://schemas.microsoft.com/office/word/2016/wordml/cid" xmlns:w16="http://schemas.microsoft.com/office/word/2018/wordml" xmlns:w16du="http://schemas.microsoft.com/office/word/2023/wordml/word16du" xmlns:w16sdtdh="http://schemas.microsoft.com/office/word/2020/wordml/sdtdatahash" xmlns:w16sdtfl="http://schemas.microsoft.com/office/word/2024/wordml/sdtformatlock" xmlns:w16se="http://schemas.microsoft.com/office/word/2015/wordml/symex" xmlns:wpg="http://schemas.microsoft.com/office/word/2010/wordprocessingGroup" xmlns:wpi="http://schemas.microsoft.com/office/word/2010/wordprocessingInk" xmlns:wne="http://schemas.microsoft.com/office/word/2006/wordml" xmlns:wps="http://schemas.microsoft.com/office/word/2010/wordprocessingShape" mc:Ignorable="w14 w15 w16se w16cid w16 w16cex w16sdtdh w16sdtfl w16du wp14">
   <w:p>
     <w:pPr>
       <w:pStyle w:val="Piedepgina"/>
@@ -6749,7 +6749,7 @@
 </file>
 
 <file path=word/footnotes.xml><?xml version="1.0" encoding="utf-8"?>
-<w:footnotes xmlns:wpc="http://schemas.microsoft.com/office/word/2010/wordprocessingCanvas" xmlns:cx="http://schemas.microsoft.com/office/drawing/2014/chartex" xmlns:cx1="http://schemas.microsoft.com/office/drawing/2015/9/8/chartex" xmlns:cx2="http://schemas.microsoft.com/office/drawing/2015/10/21/chartex" xmlns:cx3="http://schemas.microsoft.com/office/drawing/2016/5/9/chartex" xmlns:cx4="http://schemas.microsoft.com/office/drawing/2016/5/10/chartex" xmlns:cx5="http://schemas.microsoft.com/office/drawing/2016/5/11/chartex" xmlns:cx6="http://schemas.microsoft.com/office/drawing/2016/5/12/chartex" xmlns:cx7="http://schemas.microsoft.com/office/drawing/2016/5/13/chartex" xmlns:cx8="http://schemas.microsoft.com/office/drawing/2016/5/14/chartex" xmlns:mc="http://schemas.openxmlformats.org/markup-compatibility/2006" xmlns:aink="http://schemas.microsoft.com/office/drawing/2016/ink" xmlns:am3d="http://schemas.microsoft.com/office/drawing/2017/model3d" xmlns:o="urn:schemas-microsoft-com:office:office" xmlns:oel="http://schemas.microsoft.com/office/2019/extlst" xmlns:r="http://schemas.openxmlformats.org/officeDocument/2006/relationships" xmlns:m="http://schemas.openxmlformats.org/officeDocument/2006/math" xmlns:v="urn:schemas-microsoft-com:vml" xmlns:wp14="http://schemas.microsoft.com/office/word/2010/wordprocessingDrawing" xmlns:wp="http://schemas.openxmlformats.org/drawingml/2006/wordprocessingDrawing" xmlns:w10="urn:schemas-microsoft-com:office:word" xmlns:w="http://schemas.openxmlformats.org/wordprocessingml/2006/main" xmlns:w14="http://schemas.microsoft.com/office/word/2010/wordml" xmlns:w15="http://schemas.microsoft.com/office/word/2012/wordml" xmlns:w16cei="http://schemas.microsoft.com/office/word/2026/wordml/cei" xmlns:w16cex="http://schemas.microsoft.com/office/word/2018/wordml/cex" xmlns:w16cid="http://schemas.microsoft.com/office/word/2016/wordml/cid" xmlns:w16="http://schemas.microsoft.com/office/word/2018/wordml" xmlns:w16du="http://schemas.microsoft.com/office/word/2023/wordml/word16du" xmlns:w16sdtdh="http://schemas.microsoft.com/office/word/2020/wordml/sdtdatahash" xmlns:w16sdtfl="http://schemas.microsoft.com/office/word/2024/wordml/sdtformatlock" xmlns:w16se="http://schemas.microsoft.com/office/word/2015/wordml/symex" xmlns:wpg="http://schemas.microsoft.com/office/word/2010/wordprocessingGroup" xmlns:wpi="http://schemas.microsoft.com/office/word/2010/wordprocessingInk" xmlns:wne="http://schemas.microsoft.com/office/word/2006/wordml" xmlns:wps="http://schemas.microsoft.com/office/word/2010/wordprocessingShape" mc:Ignorable="w14 w15 w16se w16cid w16 w16cex w16sdtdh w16sdtfl w16du wp14">
+<w:footnotes xmlns:wpc="http://schemas.microsoft.com/office/word/2010/wordprocessingCanvas" xmlns:cx="http://schemas.microsoft.com/office/drawing/2014/chartex" xmlns:cx1="http://schemas.microsoft.com/office/drawing/2015/9/8/chartex" xmlns:cx2="http://schemas.microsoft.com/office/drawing/2015/10/21/chartex" xmlns:cx3="http://schemas.microsoft.com/office/drawing/2016/5/9/chartex" xmlns:cx4="http://schemas.microsoft.com/office/drawing/2016/5/10/chartex" xmlns:cx5="http://schemas.microsoft.com/office/drawing/2016/5/11/chartex" xmlns:cx6="http://schemas.microsoft.com/office/drawing/2016/5/12/chartex" xmlns:cx7="http://schemas.microsoft.com/office/drawing/2016/5/13/chartex" xmlns:cx8="http://schemas.microsoft.com/office/drawing/2016/5/14/chartex" xmlns:mc="http://schemas.openxmlformats.org/markup-compatibility/2006" xmlns:aink="http://schemas.microsoft.com/office/drawing/2016/ink" xmlns:am3d="http://schemas.microsoft.com/office/drawing/2017/model3d" xmlns:o="urn:schemas-microsoft-com:office:office" xmlns:oel="http://schemas.microsoft.com/office/2019/extlst" xmlns:r="http://schemas.openxmlformats.org/officeDocument/2006/relationships" xmlns:m="http://schemas.openxmlformats.org/officeDocument/2006/math" xmlns:v="urn:schemas-microsoft-com:vml" xmlns:wp14="http://schemas.microsoft.com/office/word/2010/wordprocessingDrawing" xmlns:wp="http://schemas.openxmlformats.org/drawingml/2006/wordprocessingDrawing" xmlns:w10="urn:schemas-microsoft-com:office:word" xmlns:w="http://schemas.openxmlformats.org/wordprocessingml/2006/main" xmlns:w14="http://schemas.microsoft.com/office/word/2010/wordml" xmlns:w15="http://schemas.microsoft.com/office/word/2012/wordml" xmlns:w16cex="http://schemas.microsoft.com/office/word/2018/wordml/cex" xmlns:w16cid="http://schemas.microsoft.com/office/word/2016/wordml/cid" xmlns:w16="http://schemas.microsoft.com/office/word/2018/wordml" xmlns:w16du="http://schemas.microsoft.com/office/word/2023/wordml/word16du" xmlns:w16sdtdh="http://schemas.microsoft.com/office/word/2020/wordml/sdtdatahash" xmlns:w16sdtfl="http://schemas.microsoft.com/office/word/2024/wordml/sdtformatlock" xmlns:w16se="http://schemas.microsoft.com/office/word/2015/wordml/symex" xmlns:wpg="http://schemas.microsoft.com/office/word/2010/wordprocessingGroup" xmlns:wpi="http://schemas.microsoft.com/office/word/2010/wordprocessingInk" xmlns:wne="http://schemas.microsoft.com/office/word/2006/wordml" xmlns:wps="http://schemas.microsoft.com/office/word/2010/wordprocessingShape" mc:Ignorable="w14 w15 w16se w16cid w16 w16cex w16sdtdh w16sdtfl w16du wp14">
   <w:footnote w:type="separator" w:id="-1">
     <w:p>
       <w:pPr>
@@ -6774,7 +6774,7 @@
 </file>
 
 <file path=word/header1.xml><?xml version="1.0" encoding="utf-8"?>
-<w:hdr xmlns:wpc="http://schemas.microsoft.com/office/word/2010/wordprocessingCanvas" xmlns:cx="http://schemas.microsoft.com/office/drawing/2014/chartex" xmlns:cx1="http://schemas.microsoft.com/office/drawing/2015/9/8/chartex" xmlns:cx2="http://schemas.microsoft.com/office/drawing/2015/10/21/chartex" xmlns:cx3="http://schemas.microsoft.com/office/drawing/2016/5/9/chartex" xmlns:cx4="http://schemas.microsoft.com/office/drawing/2016/5/10/chartex" xmlns:cx5="http://schemas.microsoft.com/office/drawing/2016/5/11/chartex" xmlns:cx6="http://schemas.microsoft.com/office/drawing/2016/5/12/chartex" xmlns:cx7="http://schemas.microsoft.com/office/drawing/2016/5/13/chartex" xmlns:cx8="http://schemas.microsoft.com/office/drawing/2016/5/14/chartex" xmlns:mc="http://schemas.openxmlformats.org/markup-compatibility/2006" xmlns:aink="http://schemas.microsoft.com/office/drawing/2016/ink" xmlns:am3d="http://schemas.microsoft.com/office/drawing/2017/model3d" xmlns:o="urn:schemas-microsoft-com:office:office" xmlns:oel="http://schemas.microsoft.com/office/2019/extlst" xmlns:r="http://schemas.openxmlformats.org/officeDocument/2006/relationships" xmlns:m="http://schemas.openxmlformats.org/officeDocument/2006/math" xmlns:v="urn:schemas-microsoft-com:vml" xmlns:wp14="http://schemas.microsoft.com/office/word/2010/wordprocessingDrawing" xmlns:wp="http://schemas.openxmlformats.org/drawingml/2006/wordprocessingDrawing" xmlns:w10="urn:schemas-microsoft-com:office:word" xmlns:w="http://schemas.openxmlformats.org/wordprocessingml/2006/main" xmlns:w14="http://schemas.microsoft.com/office/word/2010/wordml" xmlns:w15="http://schemas.microsoft.com/office/word/2012/wordml" xmlns:w16cei="http://schemas.microsoft.com/office/word/2026/wordml/cei" xmlns:w16cex="http://schemas.microsoft.com/office/word/2018/wordml/cex" xmlns:w16cid="http://schemas.microsoft.com/office/word/2016/wordml/cid" xmlns:w16="http://schemas.microsoft.com/office/word/2018/wordml" xmlns:w16du="http://schemas.microsoft.com/office/word/2023/wordml/word16du" xmlns:w16sdtdh="http://schemas.microsoft.com/office/word/2020/wordml/sdtdatahash" xmlns:w16sdtfl="http://schemas.microsoft.com/office/word/2024/wordml/sdtformatlock" xmlns:w16se="http://schemas.microsoft.com/office/word/2015/wordml/symex" xmlns:wpg="http://schemas.microsoft.com/office/word/2010/wordprocessingGroup" xmlns:wpi="http://schemas.microsoft.com/office/word/2010/wordprocessingInk" xmlns:wne="http://schemas.microsoft.com/office/word/2006/wordml" xmlns:wps="http://schemas.microsoft.com/office/word/2010/wordprocessingShape" mc:Ignorable="w14 w15 w16se w16cid w16 w16cex w16sdtdh w16sdtfl w16du wp14">
+<w:hdr xmlns:wpc="http://schemas.microsoft.com/office/word/2010/wordprocessingCanvas" xmlns:cx="http://schemas.microsoft.com/office/drawing/2014/chartex" xmlns:cx1="http://schemas.microsoft.com/office/drawing/2015/9/8/chartex" xmlns:cx2="http://schemas.microsoft.com/office/drawing/2015/10/21/chartex" xmlns:cx3="http://schemas.microsoft.com/office/drawing/2016/5/9/chartex" xmlns:cx4="http://schemas.microsoft.com/office/drawing/2016/5/10/chartex" xmlns:cx5="http://schemas.microsoft.com/office/drawing/2016/5/11/chartex" xmlns:cx6="http://schemas.microsoft.com/office/drawing/2016/5/12/chartex" xmlns:cx7="http://schemas.microsoft.com/office/drawing/2016/5/13/chartex" xmlns:cx8="http://schemas.microsoft.com/office/drawing/2016/5/14/chartex" xmlns:mc="http://schemas.openxmlformats.org/markup-compatibility/2006" xmlns:aink="http://schemas.microsoft.com/office/drawing/2016/ink" xmlns:am3d="http://schemas.microsoft.com/office/drawing/2017/model3d" xmlns:o="urn:schemas-microsoft-com:office:office" xmlns:oel="http://schemas.microsoft.com/office/2019/extlst" xmlns:r="http://schemas.openxmlformats.org/officeDocument/2006/relationships" xmlns:m="http://schemas.openxmlformats.org/officeDocument/2006/math" xmlns:v="urn:schemas-microsoft-com:vml" xmlns:wp14="http://schemas.microsoft.com/office/word/2010/wordprocessingDrawing" xmlns:wp="http://schemas.openxmlformats.org/drawingml/2006/wordprocessingDrawing" xmlns:w10="urn:schemas-microsoft-com:office:word" xmlns:w="http://schemas.openxmlformats.org/wordprocessingml/2006/main" xmlns:w14="http://schemas.microsoft.com/office/word/2010/wordml" xmlns:w15="http://schemas.microsoft.com/office/word/2012/wordml" xmlns:w16cex="http://schemas.microsoft.com/office/word/2018/wordml/cex" xmlns:w16cid="http://schemas.microsoft.com/office/word/2016/wordml/cid" xmlns:w16="http://schemas.microsoft.com/office/word/2018/wordml" xmlns:w16du="http://schemas.microsoft.com/office/word/2023/wordml/word16du" xmlns:w16sdtdh="http://schemas.microsoft.com/office/word/2020/wordml/sdtdatahash" xmlns:w16sdtfl="http://schemas.microsoft.com/office/word/2024/wordml/sdtformatlock" xmlns:w16se="http://schemas.microsoft.com/office/word/2015/wordml/symex" xmlns:wpg="http://schemas.microsoft.com/office/word/2010/wordprocessingGroup" xmlns:wpi="http://schemas.microsoft.com/office/word/2010/wordprocessingInk" xmlns:wne="http://schemas.microsoft.com/office/word/2006/wordml" xmlns:wps="http://schemas.microsoft.com/office/word/2010/wordprocessingShape" mc:Ignorable="w14 w15 w16se w16cid w16 w16cex w16sdtdh w16sdtfl w16du wp14">
   <w:p>
     <w:pPr>
       <w:pStyle w:val="Encabezado"/>
@@ -6848,7 +6848,7 @@
 </file>
 
 <file path=word/header2.xml><?xml version="1.0" encoding="utf-8"?>
-<w:hdr xmlns:wpc="http://schemas.microsoft.com/office/word/2010/wordprocessingCanvas" xmlns:cx="http://schemas.microsoft.com/office/drawing/2014/chartex" xmlns:cx1="http://schemas.microsoft.com/office/drawing/2015/9/8/chartex" xmlns:cx2="http://schemas.microsoft.com/office/drawing/2015/10/21/chartex" xmlns:cx3="http://schemas.microsoft.com/office/drawing/2016/5/9/chartex" xmlns:cx4="http://schemas.microsoft.com/office/drawing/2016/5/10/chartex" xmlns:cx5="http://schemas.microsoft.com/office/drawing/2016/5/11/chartex" xmlns:cx6="http://schemas.microsoft.com/office/drawing/2016/5/12/chartex" xmlns:cx7="http://schemas.microsoft.com/office/drawing/2016/5/13/chartex" xmlns:cx8="http://schemas.microsoft.com/office/drawing/2016/5/14/chartex" xmlns:mc="http://schemas.openxmlformats.org/markup-compatibility/2006" xmlns:aink="http://schemas.microsoft.com/office/drawing/2016/ink" xmlns:am3d="http://schemas.microsoft.com/office/drawing/2017/model3d" xmlns:o="urn:schemas-microsoft-com:office:office" xmlns:oel="http://schemas.microsoft.com/office/2019/extlst" xmlns:r="http://schemas.openxmlformats.org/officeDocument/2006/relationships" xmlns:m="http://schemas.openxmlformats.org/officeDocument/2006/math" xmlns:v="urn:schemas-microsoft-com:vml" xmlns:wp14="http://schemas.microsoft.com/office/word/2010/wordprocessingDrawing" xmlns:wp="http://schemas.openxmlformats.org/drawingml/2006/wordprocessingDrawing" xmlns:w10="urn:schemas-microsoft-com:office:word" xmlns:w="http://schemas.openxmlformats.org/wordprocessingml/2006/main" xmlns:w14="http://schemas.microsoft.com/office/word/2010/wordml" xmlns:w15="http://schemas.microsoft.com/office/word/2012/wordml" xmlns:w16cei="http://schemas.microsoft.com/office/word/2026/wordml/cei" xmlns:w16cex="http://schemas.microsoft.com/office/word/2018/wordml/cex" xmlns:w16cid="http://schemas.microsoft.com/office/word/2016/wordml/cid" xmlns:w16="http://schemas.microsoft.com/office/word/2018/wordml" xmlns:w16du="http://schemas.microsoft.com/office/word/2023/wordml/word16du" xmlns:w16sdtdh="http://schemas.microsoft.com/office/word/2020/wordml/sdtdatahash" xmlns:w16sdtfl="http://schemas.microsoft.com/office/word/2024/wordml/sdtformatlock" xmlns:w16se="http://schemas.microsoft.com/office/word/2015/wordml/symex" xmlns:wpg="http://schemas.microsoft.com/office/word/2010/wordprocessingGroup" xmlns:wpi="http://schemas.microsoft.com/office/word/2010/wordprocessingInk" xmlns:wne="http://schemas.microsoft.com/office/word/2006/wordml" xmlns:wps="http://schemas.microsoft.com/office/word/2010/wordprocessingShape" mc:Ignorable="w14 w15 w16se w16cid w16 w16cex w16sdtdh w16sdtfl w16du wp14">
+<w:hdr xmlns:wpc="http://schemas.microsoft.com/office/word/2010/wordprocessingCanvas" xmlns:cx="http://schemas.microsoft.com/office/drawing/2014/chartex" xmlns:cx1="http://schemas.microsoft.com/office/drawing/2015/9/8/chartex" xmlns:cx2="http://schemas.microsoft.com/office/drawing/2015/10/21/chartex" xmlns:cx3="http://schemas.microsoft.com/office/drawing/2016/5/9/chartex" xmlns:cx4="http://schemas.microsoft.com/office/drawing/2016/5/10/chartex" xmlns:cx5="http://schemas.microsoft.com/office/drawing/2016/5/11/chartex" xmlns:cx6="http://schemas.microsoft.com/office/drawing/2016/5/12/chartex" xmlns:cx7="http://schemas.microsoft.com/office/drawing/2016/5/13/chartex" xmlns:cx8="http://schemas.microsoft.com/office/drawing/2016/5/14/chartex" xmlns:mc="http://schemas.openxmlformats.org/markup-compatibility/2006" xmlns:aink="http://schemas.microsoft.com/office/drawing/2016/ink" xmlns:am3d="http://schemas.microsoft.com/office/drawing/2017/model3d" xmlns:o="urn:schemas-microsoft-com:office:office" xmlns:oel="http://schemas.microsoft.com/office/2019/extlst" xmlns:r="http://schemas.openxmlformats.org/officeDocument/2006/relationships" xmlns:m="http://schemas.openxmlformats.org/officeDocument/2006/math" xmlns:v="urn:schemas-microsoft-com:vml" xmlns:wp14="http://schemas.microsoft.com/office/word/2010/wordprocessingDrawing" xmlns:wp="http://schemas.openxmlformats.org/drawingml/2006/wordprocessingDrawing" xmlns:w10="urn:schemas-microsoft-com:office:word" xmlns:w="http://schemas.openxmlformats.org/wordprocessingml/2006/main" xmlns:w14="http://schemas.microsoft.com/office/word/2010/wordml" xmlns:w15="http://schemas.microsoft.com/office/word/2012/wordml" xmlns:w16cex="http://schemas.microsoft.com/office/word/2018/wordml/cex" xmlns:w16cid="http://schemas.microsoft.com/office/word/2016/wordml/cid" xmlns:w16="http://schemas.microsoft.com/office/word/2018/wordml" xmlns:w16du="http://schemas.microsoft.com/office/word/2023/wordml/word16du" xmlns:w16sdtdh="http://schemas.microsoft.com/office/word/2020/wordml/sdtdatahash" xmlns:w16sdtfl="http://schemas.microsoft.com/office/word/2024/wordml/sdtformatlock" xmlns:w16se="http://schemas.microsoft.com/office/word/2015/wordml/symex" xmlns:wpg="http://schemas.microsoft.com/office/word/2010/wordprocessingGroup" xmlns:wpi="http://schemas.microsoft.com/office/word/2010/wordprocessingInk" xmlns:wne="http://schemas.microsoft.com/office/word/2006/wordml" xmlns:wps="http://schemas.microsoft.com/office/word/2010/wordprocessingShape" mc:Ignorable="w14 w15 w16se w16cid w16 w16cex w16sdtdh w16sdtfl w16du wp14">
   <w:p>
     <w:pPr>
       <w:pStyle w:val="Encabezado"/>
@@ -6922,7 +6922,7 @@
 </file>
 
 <file path=word/header3.xml><?xml version="1.0" encoding="utf-8"?>
-<w:hdr xmlns:wpc="http://schemas.microsoft.com/office/word/2010/wordprocessingCanvas" xmlns:cx="http://schemas.microsoft.com/office/drawing/2014/chartex" xmlns:cx1="http://schemas.microsoft.com/office/drawing/2015/9/8/chartex" xmlns:cx2="http://schemas.microsoft.com/office/drawing/2015/10/21/chartex" xmlns:cx3="http://schemas.microsoft.com/office/drawing/2016/5/9/chartex" xmlns:cx4="http://schemas.microsoft.com/office/drawing/2016/5/10/chartex" xmlns:cx5="http://schemas.microsoft.com/office/drawing/2016/5/11/chartex" xmlns:cx6="http://schemas.microsoft.com/office/drawing/2016/5/12/chartex" xmlns:cx7="http://schemas.microsoft.com/office/drawing/2016/5/13/chartex" xmlns:cx8="http://schemas.microsoft.com/office/drawing/2016/5/14/chartex" xmlns:mc="http://schemas.openxmlformats.org/markup-compatibility/2006" xmlns:aink="http://schemas.microsoft.com/office/drawing/2016/ink" xmlns:am3d="http://schemas.microsoft.com/office/drawing/2017/model3d" xmlns:o="urn:schemas-microsoft-com:office:office" xmlns:oel="http://schemas.microsoft.com/office/2019/extlst" xmlns:r="http://schemas.openxmlformats.org/officeDocument/2006/relationships" xmlns:m="http://schemas.openxmlformats.org/officeDocument/2006/math" xmlns:v="urn:schemas-microsoft-com:vml" xmlns:wp14="http://schemas.microsoft.com/office/word/2010/wordprocessingDrawing" xmlns:wp="http://schemas.openxmlformats.org/drawingml/2006/wordprocessingDrawing" xmlns:w10="urn:schemas-microsoft-com:office:word" xmlns:w="http://schemas.openxmlformats.org/wordprocessingml/2006/main" xmlns:w14="http://schemas.microsoft.com/office/word/2010/wordml" xmlns:w15="http://schemas.microsoft.com/office/word/2012/wordml" xmlns:w16cei="http://schemas.microsoft.com/office/word/2026/wordml/cei" xmlns:w16cex="http://schemas.microsoft.com/office/word/2018/wordml/cex" xmlns:w16cid="http://schemas.microsoft.com/office/word/2016/wordml/cid" xmlns:w16="http://schemas.microsoft.com/office/word/2018/wordml" xmlns:w16du="http://schemas.microsoft.com/office/word/2023/wordml/word16du" xmlns:w16sdtdh="http://schemas.microsoft.com/office/word/2020/wordml/sdtdatahash" xmlns:w16sdtfl="http://schemas.microsoft.com/office/word/2024/wordml/sdtformatlock" xmlns:w16se="http://schemas.microsoft.com/office/word/2015/wordml/symex" xmlns:wpg="http://schemas.microsoft.com/office/word/2010/wordprocessingGroup" xmlns:wpi="http://schemas.microsoft.com/office/word/2010/wordprocessingInk" xmlns:wne="http://schemas.microsoft.com/office/word/2006/wordml" xmlns:wps="http://schemas.microsoft.com/office/word/2010/wordprocessingShape" mc:Ignorable="w14 w15 w16se w16cid w16 w16cex w16sdtdh w16sdtfl w16du wp14">
+<w:hdr xmlns:wpc="http://schemas.microsoft.com/office/word/2010/wordprocessingCanvas" xmlns:cx="http://schemas.microsoft.com/office/drawing/2014/chartex" xmlns:cx1="http://schemas.microsoft.com/office/drawing/2015/9/8/chartex" xmlns:cx2="http://schemas.microsoft.com/office/drawing/2015/10/21/chartex" xmlns:cx3="http://schemas.microsoft.com/office/drawing/2016/5/9/chartex" xmlns:cx4="http://schemas.microsoft.com/office/drawing/2016/5/10/chartex" xmlns:cx5="http://schemas.microsoft.com/office/drawing/2016/5/11/chartex" xmlns:cx6="http://schemas.microsoft.com/office/drawing/2016/5/12/chartex" xmlns:cx7="http://schemas.microsoft.com/office/drawing/2016/5/13/chartex" xmlns:cx8="http://schemas.microsoft.com/office/drawing/2016/5/14/chartex" xmlns:mc="http://schemas.openxmlformats.org/markup-compatibility/2006" xmlns:aink="http://schemas.microsoft.com/office/drawing/2016/ink" xmlns:am3d="http://schemas.microsoft.com/office/drawing/2017/model3d" xmlns:o="urn:schemas-microsoft-com:office:office" xmlns:oel="http://schemas.microsoft.com/office/2019/extlst" xmlns:r="http://schemas.openxmlformats.org/officeDocument/2006/relationships" xmlns:m="http://schemas.openxmlformats.org/officeDocument/2006/math" xmlns:v="urn:schemas-microsoft-com:vml" xmlns:wp14="http://schemas.microsoft.com/office/word/2010/wordprocessingDrawing" xmlns:wp="http://schemas.openxmlformats.org/drawingml/2006/wordprocessingDrawing" xmlns:w10="urn:schemas-microsoft-com:office:word" xmlns:w="http://schemas.openxmlformats.org/wordprocessingml/2006/main" xmlns:w14="http://schemas.microsoft.com/office/word/2010/wordml" xmlns:w15="http://schemas.microsoft.com/office/word/2012/wordml" xmlns:w16cex="http://schemas.microsoft.com/office/word/2018/wordml/cex" xmlns:w16cid="http://schemas.microsoft.com/office/word/2016/wordml/cid" xmlns:w16="http://schemas.microsoft.com/office/word/2018/wordml" xmlns:w16du="http://schemas.microsoft.com/office/word/2023/wordml/word16du" xmlns:w16sdtdh="http://schemas.microsoft.com/office/word/2020/wordml/sdtdatahash" xmlns:w16sdtfl="http://schemas.microsoft.com/office/word/2024/wordml/sdtformatlock" xmlns:w16se="http://schemas.microsoft.com/office/word/2015/wordml/symex" xmlns:wpg="http://schemas.microsoft.com/office/word/2010/wordprocessingGroup" xmlns:wpi="http://schemas.microsoft.com/office/word/2010/wordprocessingInk" xmlns:wne="http://schemas.microsoft.com/office/word/2006/wordml" xmlns:wps="http://schemas.microsoft.com/office/word/2010/wordprocessingShape" mc:Ignorable="w14 w15 w16se w16cid w16 w16cex w16sdtdh w16sdtfl w16du wp14">
   <w:p>
     <w:pPr>
       <w:pStyle w:val="Encabezado"/>
@@ -6996,10 +6996,10 @@
         <w:noProof/>
       </w:rPr>
       <w:drawing>
-        <wp:inline distT="0" distB="0" distL="0" distR="0" wp14:anchorId="64370789" wp14:editId="2E290017">
+        <wp:inline distT="0" distB="0" distL="0" distR="0" wp14:anchorId="14479750" wp14:editId="1984938F">
           <wp:extent cx="1512000" cy="1205820"/>
           <wp:effectExtent l="0" t="0" r="0" b="0"/>
-          <wp:docPr id="275998575" name="ARGOS framework mark" descr="ARGOS framework mark"/>
+          <wp:docPr id="1312523583" name="ARGOS framework mark" descr="ARGOS framework mark"/>
           <wp:cNvGraphicFramePr>
             <a:graphicFrameLocks xmlns:a="http://schemas.openxmlformats.org/drawingml/2006/main" noChangeAspect="1"/>
           </wp:cNvGraphicFramePr>
@@ -7036,7 +7036,7 @@
 </file>
 
 <file path=word/numbering.xml><?xml version="1.0" encoding="utf-8"?>
-<w:numbering xmlns:wpc="http://schemas.microsoft.com/office/word/2010/wordprocessingCanvas" xmlns:cx="http://schemas.microsoft.com/office/drawing/2014/chartex" xmlns:cx1="http://schemas.microsoft.com/office/drawing/2015/9/8/chartex" xmlns:cx2="http://schemas.microsoft.com/office/drawing/2015/10/21/chartex" xmlns:cx3="http://schemas.microsoft.com/office/drawing/2016/5/9/chartex" xmlns:cx4="http://schemas.microsoft.com/office/drawing/2016/5/10/chartex" xmlns:cx5="http://schemas.microsoft.com/office/drawing/2016/5/11/chartex" xmlns:cx6="http://schemas.microsoft.com/office/drawing/2016/5/12/chartex" xmlns:cx7="http://schemas.microsoft.com/office/drawing/2016/5/13/chartex" xmlns:cx8="http://schemas.microsoft.com/office/drawing/2016/5/14/chartex" xmlns:mc="http://schemas.openxmlformats.org/markup-compatibility/2006" xmlns:aink="http://schemas.microsoft.com/office/drawing/2016/ink" xmlns:am3d="http://schemas.microsoft.com/office/drawing/2017/model3d" xmlns:o="urn:schemas-microsoft-com:office:office" xmlns:oel="http://schemas.microsoft.com/office/2019/extlst" xmlns:r="http://schemas.openxmlformats.org/officeDocument/2006/relationships" xmlns:m="http://schemas.openxmlformats.org/officeDocument/2006/math" xmlns:v="urn:schemas-microsoft-com:vml" xmlns:wp14="http://schemas.microsoft.com/office/word/2010/wordprocessingDrawing" xmlns:wp="http://schemas.openxmlformats.org/drawingml/2006/wordprocessingDrawing" xmlns:w10="urn:schemas-microsoft-com:office:word" xmlns:w="http://schemas.openxmlformats.org/wordprocessingml/2006/main" xmlns:w14="http://schemas.microsoft.com/office/word/2010/wordml" xmlns:w15="http://schemas.microsoft.com/office/word/2012/wordml" xmlns:w16cei="http://schemas.microsoft.com/office/word/2026/wordml/cei" xmlns:w16cex="http://schemas.microsoft.com/office/word/2018/wordml/cex" xmlns:w16cid="http://schemas.microsoft.com/office/word/2016/wordml/cid" xmlns:w16="http://schemas.microsoft.com/office/word/2018/wordml" xmlns:w16du="http://schemas.microsoft.com/office/word/2023/wordml/word16du" xmlns:w16sdtdh="http://schemas.microsoft.com/office/word/2020/wordml/sdtdatahash" xmlns:w16sdtfl="http://schemas.microsoft.com/office/word/2024/wordml/sdtformatlock" xmlns:w16se="http://schemas.microsoft.com/office/word/2015/wordml/symex" xmlns:wpg="http://schemas.microsoft.com/office/word/2010/wordprocessingGroup" xmlns:wpi="http://schemas.microsoft.com/office/word/2010/wordprocessingInk" xmlns:wne="http://schemas.microsoft.com/office/word/2006/wordml" xmlns:wps="http://schemas.microsoft.com/office/word/2010/wordprocessingShape" mc:Ignorable="w14 w15 w16se w16cid w16 w16cex w16sdtdh w16sdtfl w16du wp14">
+<w:numbering xmlns:wpc="http://schemas.microsoft.com/office/word/2010/wordprocessingCanvas" xmlns:cx="http://schemas.microsoft.com/office/drawing/2014/chartex" xmlns:cx1="http://schemas.microsoft.com/office/drawing/2015/9/8/chartex" xmlns:cx2="http://schemas.microsoft.com/office/drawing/2015/10/21/chartex" xmlns:cx3="http://schemas.microsoft.com/office/drawing/2016/5/9/chartex" xmlns:cx4="http://schemas.microsoft.com/office/drawing/2016/5/10/chartex" xmlns:cx5="http://schemas.microsoft.com/office/drawing/2016/5/11/chartex" xmlns:cx6="http://schemas.microsoft.com/office/drawing/2016/5/12/chartex" xmlns:cx7="http://schemas.microsoft.com/office/drawing/2016/5/13/chartex" xmlns:cx8="http://schemas.microsoft.com/office/drawing/2016/5/14/chartex" xmlns:mc="http://schemas.openxmlformats.org/markup-compatibility/2006" xmlns:aink="http://schemas.microsoft.com/office/drawing/2016/ink" xmlns:am3d="http://schemas.microsoft.com/office/drawing/2017/model3d" xmlns:o="urn:schemas-microsoft-com:office:office" xmlns:oel="http://schemas.microsoft.com/office/2019/extlst" xmlns:r="http://schemas.openxmlformats.org/officeDocument/2006/relationships" xmlns:m="http://schemas.openxmlformats.org/officeDocument/2006/math" xmlns:v="urn:schemas-microsoft-com:vml" xmlns:wp14="http://schemas.microsoft.com/office/word/2010/wordprocessingDrawing" xmlns:wp="http://schemas.openxmlformats.org/drawingml/2006/wordprocessingDrawing" xmlns:w10="urn:schemas-microsoft-com:office:word" xmlns:w="http://schemas.openxmlformats.org/wordprocessingml/2006/main" xmlns:w14="http://schemas.microsoft.com/office/word/2010/wordml" xmlns:w15="http://schemas.microsoft.com/office/word/2012/wordml" xmlns:w16cex="http://schemas.microsoft.com/office/word/2018/wordml/cex" xmlns:w16cid="http://schemas.microsoft.com/office/word/2016/wordml/cid" xmlns:w16="http://schemas.microsoft.com/office/word/2018/wordml" xmlns:w16du="http://schemas.microsoft.com/office/word/2023/wordml/word16du" xmlns:w16sdtdh="http://schemas.microsoft.com/office/word/2020/wordml/sdtdatahash" xmlns:w16sdtfl="http://schemas.microsoft.com/office/word/2024/wordml/sdtformatlock" xmlns:w16se="http://schemas.microsoft.com/office/word/2015/wordml/symex" xmlns:wpg="http://schemas.microsoft.com/office/word/2010/wordprocessingGroup" xmlns:wpi="http://schemas.microsoft.com/office/word/2010/wordprocessingInk" xmlns:wne="http://schemas.microsoft.com/office/word/2006/wordml" xmlns:wps="http://schemas.microsoft.com/office/word/2010/wordprocessingShape" mc:Ignorable="w14 w15 w16se w16cid w16 w16cex w16sdtdh w16sdtfl w16du wp14">
   <w:abstractNum w:abstractNumId="0" w15:restartNumberingAfterBreak="0">
     <w:nsid w:val="0E6D0E96"/>
     <w:multiLevelType w:val="hybridMultilevel"/>
@@ -9972,19 +9972,19 @@
   <w:num w:numId="26" w16cid:durableId="846600881">
     <w:abstractNumId w:val="20"/>
   </w:num>
-  <w:num w:numId="27" w16cid:durableId="113211645">
+  <w:num w:numId="27" w16cid:durableId="1795903354">
     <w:abstractNumId w:val="0"/>
   </w:num>
-  <w:num w:numId="28" w16cid:durableId="1927222722">
+  <w:num w:numId="28" w16cid:durableId="1325285192">
     <w:abstractNumId w:val="0"/>
   </w:num>
-  <w:num w:numId="29" w16cid:durableId="866529717">
+  <w:num w:numId="29" w16cid:durableId="2143229377">
     <w:abstractNumId w:val="6"/>
   </w:num>
-  <w:num w:numId="30" w16cid:durableId="1289312220">
+  <w:num w:numId="30" w16cid:durableId="1624574001">
     <w:abstractNumId w:val="0"/>
   </w:num>
-  <w:num w:numId="31" w16cid:durableId="900360892">
+  <w:num w:numId="31" w16cid:durableId="1610746358">
     <w:abstractNumId w:val="0"/>
   </w:num>
 </w:numbering>

--- a/docs/ZX81Data/ZX80_ZX81_DEBUG_File_Format.docx
+++ b/docs/ZX81Data/ZX80_ZX81_DEBUG_File_Format.docx
@@ -561,9 +561,8 @@
       <w:pPr>
         <w:pStyle w:val="Ttulo1"/>
       </w:pPr>
-      <w:bookmarkStart w:id="0" w:name="_Toc238462444"/>
-      <w:r>
-        <w:lastRenderedPageBreak/>
+      <w:bookmarkStart w:id="0" w:name="_Toc238707112"/>
+      <w:r>
         <w:t>Contents</w:t>
       </w:r>
       <w:bookmarkEnd w:id="0"/>
@@ -596,7 +595,7 @@
       <w:r>
         <w:fldChar w:fldCharType="separate"/>
       </w:r>
-      <w:hyperlink w:anchor="_Toc238462444" w:history="1">
+      <w:hyperlink w:anchor="_Toc238707112" w:history="1">
         <w:r>
           <w:rPr>
             <w:rStyle w:val="Hipervnculo"/>
@@ -623,7 +622,7 @@
             <w:noProof/>
             <w:webHidden/>
           </w:rPr>
-          <w:instrText xml:space="preserve"> PAGEREF _Toc238462444 \h </w:instrText>
+          <w:instrText xml:space="preserve"> PAGEREF _Toc238707112 \h </w:instrText>
         </w:r>
         <w:r>
           <w:rPr>
@@ -674,7 +673,7 @@
           <w14:ligatures w14:val="standardContextual"/>
         </w:rPr>
       </w:pPr>
-      <w:hyperlink w:anchor="_Toc238462445" w:history="1">
+      <w:hyperlink w:anchor="_Toc238707113" w:history="1">
         <w:r>
           <w:rPr>
             <w:rStyle w:val="Hipervnculo"/>
@@ -701,7 +700,7 @@
             <w:noProof/>
             <w:webHidden/>
           </w:rPr>
-          <w:instrText xml:space="preserve"> PAGEREF _Toc238462445 \h </w:instrText>
+          <w:instrText xml:space="preserve"> PAGEREF _Toc238707113 \h </w:instrText>
         </w:r>
         <w:r>
           <w:rPr>
@@ -752,7 +751,7 @@
           <w14:ligatures w14:val="standardContextual"/>
         </w:rPr>
       </w:pPr>
-      <w:hyperlink w:anchor="_Toc238462446" w:history="1">
+      <w:hyperlink w:anchor="_Toc238707114" w:history="1">
         <w:r>
           <w:rPr>
             <w:rStyle w:val="Hipervnculo"/>
@@ -779,7 +778,7 @@
             <w:noProof/>
             <w:webHidden/>
           </w:rPr>
-          <w:instrText xml:space="preserve"> PAGEREF _Toc238462446 \h </w:instrText>
+          <w:instrText xml:space="preserve"> PAGEREF _Toc238707114 \h </w:instrText>
         </w:r>
         <w:r>
           <w:rPr>
@@ -829,7 +828,7 @@
           <w14:ligatures w14:val="standardContextual"/>
         </w:rPr>
       </w:pPr>
-      <w:hyperlink w:anchor="_Toc238462447" w:history="1">
+      <w:hyperlink w:anchor="_Toc238707115" w:history="1">
         <w:r>
           <w:rPr>
             <w:rStyle w:val="Hipervnculo"/>
@@ -856,7 +855,7 @@
             <w:noProof/>
             <w:webHidden/>
           </w:rPr>
-          <w:instrText xml:space="preserve"> PAGEREF _Toc238462447 \h </w:instrText>
+          <w:instrText xml:space="preserve"> PAGEREF _Toc238707115 \h </w:instrText>
         </w:r>
         <w:r>
           <w:rPr>
@@ -907,7 +906,7 @@
           <w14:ligatures w14:val="standardContextual"/>
         </w:rPr>
       </w:pPr>
-      <w:hyperlink w:anchor="_Toc238462448" w:history="1">
+      <w:hyperlink w:anchor="_Toc238707116" w:history="1">
         <w:r>
           <w:rPr>
             <w:rStyle w:val="Hipervnculo"/>
@@ -934,7 +933,7 @@
             <w:noProof/>
             <w:webHidden/>
           </w:rPr>
-          <w:instrText xml:space="preserve"> PAGEREF _Toc238462448 \h </w:instrText>
+          <w:instrText xml:space="preserve"> PAGEREF _Toc238707116 \h </w:instrText>
         </w:r>
         <w:r>
           <w:rPr>
@@ -984,7 +983,7 @@
           <w14:ligatures w14:val="standardContextual"/>
         </w:rPr>
       </w:pPr>
-      <w:hyperlink w:anchor="_Toc238462449" w:history="1">
+      <w:hyperlink w:anchor="_Toc238707117" w:history="1">
         <w:r>
           <w:rPr>
             <w:rStyle w:val="Hipervnculo"/>
@@ -1011,7 +1010,7 @@
             <w:noProof/>
             <w:webHidden/>
           </w:rPr>
-          <w:instrText xml:space="preserve"> PAGEREF _Toc238462449 \h </w:instrText>
+          <w:instrText xml:space="preserve"> PAGEREF _Toc238707117 \h </w:instrText>
         </w:r>
         <w:r>
           <w:rPr>
@@ -1061,7 +1060,7 @@
           <w14:ligatures w14:val="standardContextual"/>
         </w:rPr>
       </w:pPr>
-      <w:hyperlink w:anchor="_Toc238462450" w:history="1">
+      <w:hyperlink w:anchor="_Toc238707118" w:history="1">
         <w:r>
           <w:rPr>
             <w:rStyle w:val="Hipervnculo"/>
@@ -1088,7 +1087,7 @@
             <w:noProof/>
             <w:webHidden/>
           </w:rPr>
-          <w:instrText xml:space="preserve"> PAGEREF _Toc238462450 \h </w:instrText>
+          <w:instrText xml:space="preserve"> PAGEREF _Toc238707118 \h </w:instrText>
         </w:r>
         <w:r>
           <w:rPr>
@@ -1139,7 +1138,7 @@
           <w14:ligatures w14:val="standardContextual"/>
         </w:rPr>
       </w:pPr>
-      <w:hyperlink w:anchor="_Toc238462451" w:history="1">
+      <w:hyperlink w:anchor="_Toc238707119" w:history="1">
         <w:r>
           <w:rPr>
             <w:rStyle w:val="Hipervnculo"/>
@@ -1166,7 +1165,7 @@
             <w:noProof/>
             <w:webHidden/>
           </w:rPr>
-          <w:instrText xml:space="preserve"> PAGEREF _Toc238462451 \h </w:instrText>
+          <w:instrText xml:space="preserve"> PAGEREF _Toc238707119 \h </w:instrText>
         </w:r>
         <w:r>
           <w:rPr>
@@ -1216,7 +1215,7 @@
           <w14:ligatures w14:val="standardContextual"/>
         </w:rPr>
       </w:pPr>
-      <w:hyperlink w:anchor="_Toc238462452" w:history="1">
+      <w:hyperlink w:anchor="_Toc238707120" w:history="1">
         <w:r>
           <w:rPr>
             <w:rStyle w:val="Hipervnculo"/>
@@ -1243,7 +1242,7 @@
             <w:noProof/>
             <w:webHidden/>
           </w:rPr>
-          <w:instrText xml:space="preserve"> PAGEREF _Toc238462452 \h </w:instrText>
+          <w:instrText xml:space="preserve"> PAGEREF _Toc238707120 \h </w:instrText>
         </w:r>
         <w:r>
           <w:rPr>
@@ -1293,7 +1292,7 @@
           <w14:ligatures w14:val="standardContextual"/>
         </w:rPr>
       </w:pPr>
-      <w:hyperlink w:anchor="_Toc238462453" w:history="1">
+      <w:hyperlink w:anchor="_Toc238707121" w:history="1">
         <w:r>
           <w:rPr>
             <w:rStyle w:val="Hipervnculo"/>
@@ -1320,7 +1319,7 @@
             <w:noProof/>
             <w:webHidden/>
           </w:rPr>
-          <w:instrText xml:space="preserve"> PAGEREF _Toc238462453 \h </w:instrText>
+          <w:instrText xml:space="preserve"> PAGEREF _Toc238707121 \h </w:instrText>
         </w:r>
         <w:r>
           <w:rPr>
@@ -1371,7 +1370,7 @@
           <w14:ligatures w14:val="standardContextual"/>
         </w:rPr>
       </w:pPr>
-      <w:hyperlink w:anchor="_Toc238462454" w:history="1">
+      <w:hyperlink w:anchor="_Toc238707122" w:history="1">
         <w:r>
           <w:rPr>
             <w:rStyle w:val="Hipervnculo"/>
@@ -1398,7 +1397,7 @@
             <w:noProof/>
             <w:webHidden/>
           </w:rPr>
-          <w:instrText xml:space="preserve"> PAGEREF _Toc238462454 \h </w:instrText>
+          <w:instrText xml:space="preserve"> PAGEREF _Toc238707122 \h </w:instrText>
         </w:r>
         <w:r>
           <w:rPr>
@@ -1448,7 +1447,7 @@
           <w14:ligatures w14:val="standardContextual"/>
         </w:rPr>
       </w:pPr>
-      <w:hyperlink w:anchor="_Toc238462455" w:history="1">
+      <w:hyperlink w:anchor="_Toc238707123" w:history="1">
         <w:r>
           <w:rPr>
             <w:rStyle w:val="Hipervnculo"/>
@@ -1475,7 +1474,7 @@
             <w:noProof/>
             <w:webHidden/>
           </w:rPr>
-          <w:instrText xml:space="preserve"> PAGEREF _Toc238462455 \h </w:instrText>
+          <w:instrText xml:space="preserve"> PAGEREF _Toc238707123 \h </w:instrText>
         </w:r>
         <w:r>
           <w:rPr>
@@ -1525,7 +1524,7 @@
           <w14:ligatures w14:val="standardContextual"/>
         </w:rPr>
       </w:pPr>
-      <w:hyperlink w:anchor="_Toc238462456" w:history="1">
+      <w:hyperlink w:anchor="_Toc238707124" w:history="1">
         <w:r>
           <w:rPr>
             <w:rStyle w:val="Hipervnculo"/>
@@ -1552,7 +1551,7 @@
             <w:noProof/>
             <w:webHidden/>
           </w:rPr>
-          <w:instrText xml:space="preserve"> PAGEREF _Toc238462456 \h </w:instrText>
+          <w:instrText xml:space="preserve"> PAGEREF _Toc238707124 \h </w:instrText>
         </w:r>
         <w:r>
           <w:rPr>
@@ -1602,7 +1601,7 @@
           <w14:ligatures w14:val="standardContextual"/>
         </w:rPr>
       </w:pPr>
-      <w:hyperlink w:anchor="_Toc238462457" w:history="1">
+      <w:hyperlink w:anchor="_Toc238707125" w:history="1">
         <w:r>
           <w:rPr>
             <w:rStyle w:val="Hipervnculo"/>
@@ -1629,7 +1628,7 @@
             <w:noProof/>
             <w:webHidden/>
           </w:rPr>
-          <w:instrText xml:space="preserve"> PAGEREF _Toc238462457 \h </w:instrText>
+          <w:instrText xml:space="preserve"> PAGEREF _Toc238707125 \h </w:instrText>
         </w:r>
         <w:r>
           <w:rPr>
@@ -1679,7 +1678,7 @@
           <w14:ligatures w14:val="standardContextual"/>
         </w:rPr>
       </w:pPr>
-      <w:hyperlink w:anchor="_Toc238462458" w:history="1">
+      <w:hyperlink w:anchor="_Toc238707126" w:history="1">
         <w:r>
           <w:rPr>
             <w:rStyle w:val="Hipervnculo"/>
@@ -1706,7 +1705,7 @@
             <w:noProof/>
             <w:webHidden/>
           </w:rPr>
-          <w:instrText xml:space="preserve"> PAGEREF _Toc238462458 \h </w:instrText>
+          <w:instrText xml:space="preserve"> PAGEREF _Toc238707126 \h </w:instrText>
         </w:r>
         <w:r>
           <w:rPr>
@@ -1756,7 +1755,7 @@
           <w14:ligatures w14:val="standardContextual"/>
         </w:rPr>
       </w:pPr>
-      <w:hyperlink w:anchor="_Toc238462459" w:history="1">
+      <w:hyperlink w:anchor="_Toc238707127" w:history="1">
         <w:r>
           <w:rPr>
             <w:rStyle w:val="Hipervnculo"/>
@@ -1783,7 +1782,7 @@
             <w:noProof/>
             <w:webHidden/>
           </w:rPr>
-          <w:instrText xml:space="preserve"> PAGEREF _Toc238462459 \h </w:instrText>
+          <w:instrText xml:space="preserve"> PAGEREF _Toc238707127 \h </w:instrText>
         </w:r>
         <w:r>
           <w:rPr>
@@ -1833,7 +1832,7 @@
           <w14:ligatures w14:val="standardContextual"/>
         </w:rPr>
       </w:pPr>
-      <w:hyperlink w:anchor="_Toc238462460" w:history="1">
+      <w:hyperlink w:anchor="_Toc238707128" w:history="1">
         <w:r>
           <w:rPr>
             <w:rStyle w:val="Hipervnculo"/>
@@ -1860,7 +1859,7 @@
             <w:noProof/>
             <w:webHidden/>
           </w:rPr>
-          <w:instrText xml:space="preserve"> PAGEREF _Toc238462460 \h </w:instrText>
+          <w:instrText xml:space="preserve"> PAGEREF _Toc238707128 \h </w:instrText>
         </w:r>
         <w:r>
           <w:rPr>
@@ -1911,7 +1910,7 @@
           <w14:ligatures w14:val="standardContextual"/>
         </w:rPr>
       </w:pPr>
-      <w:hyperlink w:anchor="_Toc238462461" w:history="1">
+      <w:hyperlink w:anchor="_Toc238707129" w:history="1">
         <w:r>
           <w:rPr>
             <w:rStyle w:val="Hipervnculo"/>
@@ -1938,7 +1937,7 @@
             <w:noProof/>
             <w:webHidden/>
           </w:rPr>
-          <w:instrText xml:space="preserve"> PAGEREF _Toc238462461 \h </w:instrText>
+          <w:instrText xml:space="preserve"> PAGEREF _Toc238707129 \h </w:instrText>
         </w:r>
         <w:r>
           <w:rPr>
@@ -1988,7 +1987,7 @@
           <w14:ligatures w14:val="standardContextual"/>
         </w:rPr>
       </w:pPr>
-      <w:hyperlink w:anchor="_Toc238462462" w:history="1">
+      <w:hyperlink w:anchor="_Toc238707130" w:history="1">
         <w:r>
           <w:rPr>
             <w:rStyle w:val="Hipervnculo"/>
@@ -2015,7 +2014,7 @@
             <w:noProof/>
             <w:webHidden/>
           </w:rPr>
-          <w:instrText xml:space="preserve"> PAGEREF _Toc238462462 \h </w:instrText>
+          <w:instrText xml:space="preserve"> PAGEREF _Toc238707130 \h </w:instrText>
         </w:r>
         <w:r>
           <w:rPr>
@@ -2065,7 +2064,7 @@
           <w14:ligatures w14:val="standardContextual"/>
         </w:rPr>
       </w:pPr>
-      <w:hyperlink w:anchor="_Toc238462463" w:history="1">
+      <w:hyperlink w:anchor="_Toc238707131" w:history="1">
         <w:r>
           <w:rPr>
             <w:rStyle w:val="Hipervnculo"/>
@@ -2092,7 +2091,7 @@
             <w:noProof/>
             <w:webHidden/>
           </w:rPr>
-          <w:instrText xml:space="preserve"> PAGEREF _Toc238462463 \h </w:instrText>
+          <w:instrText xml:space="preserve"> PAGEREF _Toc238707131 \h </w:instrText>
         </w:r>
         <w:r>
           <w:rPr>
@@ -2140,7 +2139,7 @@
           <w14:ligatures w14:val="standardContextual"/>
         </w:rPr>
       </w:pPr>
-      <w:hyperlink w:anchor="_Toc238462464" w:history="1">
+      <w:hyperlink w:anchor="_Toc238707132" w:history="1">
         <w:r>
           <w:rPr>
             <w:rStyle w:val="Hipervnculo"/>
@@ -2167,7 +2166,7 @@
             <w:noProof/>
             <w:webHidden/>
           </w:rPr>
-          <w:instrText xml:space="preserve"> PAGEREF _Toc238462464 \h </w:instrText>
+          <w:instrText xml:space="preserve"> PAGEREF _Toc238707132 \h </w:instrText>
         </w:r>
         <w:r>
           <w:rPr>
@@ -2215,7 +2214,7 @@
           <w14:ligatures w14:val="standardContextual"/>
         </w:rPr>
       </w:pPr>
-      <w:hyperlink w:anchor="_Toc238462465" w:history="1">
+      <w:hyperlink w:anchor="_Toc238707133" w:history="1">
         <w:r>
           <w:rPr>
             <w:rStyle w:val="Hipervnculo"/>
@@ -2242,7 +2241,7 @@
             <w:noProof/>
             <w:webHidden/>
           </w:rPr>
-          <w:instrText xml:space="preserve"> PAGEREF _Toc238462465 \h </w:instrText>
+          <w:instrText xml:space="preserve"> PAGEREF _Toc238707133 \h </w:instrText>
         </w:r>
         <w:r>
           <w:rPr>
@@ -2290,7 +2289,7 @@
           <w14:ligatures w14:val="standardContextual"/>
         </w:rPr>
       </w:pPr>
-      <w:hyperlink w:anchor="_Toc238462466" w:history="1">
+      <w:hyperlink w:anchor="_Toc238707134" w:history="1">
         <w:r>
           <w:rPr>
             <w:rStyle w:val="Hipervnculo"/>
@@ -2317,7 +2316,7 @@
             <w:noProof/>
             <w:webHidden/>
           </w:rPr>
-          <w:instrText xml:space="preserve"> PAGEREF _Toc238462466 \h </w:instrText>
+          <w:instrText xml:space="preserve"> PAGEREF _Toc238707134 \h </w:instrText>
         </w:r>
         <w:r>
           <w:rPr>
@@ -2368,7 +2367,7 @@
           <w14:ligatures w14:val="standardContextual"/>
         </w:rPr>
       </w:pPr>
-      <w:hyperlink w:anchor="_Toc238462467" w:history="1">
+      <w:hyperlink w:anchor="_Toc238707135" w:history="1">
         <w:r>
           <w:rPr>
             <w:rStyle w:val="Hipervnculo"/>
@@ -2395,7 +2394,7 @@
             <w:noProof/>
             <w:webHidden/>
           </w:rPr>
-          <w:instrText xml:space="preserve"> PAGEREF _Toc238462467 \h </w:instrText>
+          <w:instrText xml:space="preserve"> PAGEREF _Toc238707135 \h </w:instrText>
         </w:r>
         <w:r>
           <w:rPr>
@@ -2445,7 +2444,7 @@
           <w14:ligatures w14:val="standardContextual"/>
         </w:rPr>
       </w:pPr>
-      <w:hyperlink w:anchor="_Toc238462468" w:history="1">
+      <w:hyperlink w:anchor="_Toc238707136" w:history="1">
         <w:r>
           <w:rPr>
             <w:rStyle w:val="Hipervnculo"/>
@@ -2472,7 +2471,7 @@
             <w:noProof/>
             <w:webHidden/>
           </w:rPr>
-          <w:instrText xml:space="preserve"> PAGEREF _Toc238462468 \h </w:instrText>
+          <w:instrText xml:space="preserve"> PAGEREF _Toc238707136 \h </w:instrText>
         </w:r>
         <w:r>
           <w:rPr>
@@ -2522,7 +2521,7 @@
           <w14:ligatures w14:val="standardContextual"/>
         </w:rPr>
       </w:pPr>
-      <w:hyperlink w:anchor="_Toc238462469" w:history="1">
+      <w:hyperlink w:anchor="_Toc238707137" w:history="1">
         <w:r>
           <w:rPr>
             <w:rStyle w:val="Hipervnculo"/>
@@ -2549,7 +2548,7 @@
             <w:noProof/>
             <w:webHidden/>
           </w:rPr>
-          <w:instrText xml:space="preserve"> PAGEREF _Toc238462469 \h </w:instrText>
+          <w:instrText xml:space="preserve"> PAGEREF _Toc238707137 \h </w:instrText>
         </w:r>
         <w:r>
           <w:rPr>
@@ -2600,7 +2599,7 @@
           <w14:ligatures w14:val="standardContextual"/>
         </w:rPr>
       </w:pPr>
-      <w:hyperlink w:anchor="_Toc238462470" w:history="1">
+      <w:hyperlink w:anchor="_Toc238707138" w:history="1">
         <w:r>
           <w:rPr>
             <w:rStyle w:val="Hipervnculo"/>
@@ -2627,7 +2626,7 @@
             <w:noProof/>
             <w:webHidden/>
           </w:rPr>
-          <w:instrText xml:space="preserve"> PAGEREF _Toc238462470 \h </w:instrText>
+          <w:instrText xml:space="preserve"> PAGEREF _Toc238707138 \h </w:instrText>
         </w:r>
         <w:r>
           <w:rPr>
@@ -2677,7 +2676,7 @@
           <w14:ligatures w14:val="standardContextual"/>
         </w:rPr>
       </w:pPr>
-      <w:hyperlink w:anchor="_Toc238462471" w:history="1">
+      <w:hyperlink w:anchor="_Toc238707139" w:history="1">
         <w:r>
           <w:rPr>
             <w:rStyle w:val="Hipervnculo"/>
@@ -2704,7 +2703,7 @@
             <w:noProof/>
             <w:webHidden/>
           </w:rPr>
-          <w:instrText xml:space="preserve"> PAGEREF _Toc238462471 \h </w:instrText>
+          <w:instrText xml:space="preserve"> PAGEREF _Toc238707139 \h </w:instrText>
         </w:r>
         <w:r>
           <w:rPr>
@@ -2754,7 +2753,7 @@
           <w14:ligatures w14:val="standardContextual"/>
         </w:rPr>
       </w:pPr>
-      <w:hyperlink w:anchor="_Toc238462472" w:history="1">
+      <w:hyperlink w:anchor="_Toc238707140" w:history="1">
         <w:r>
           <w:rPr>
             <w:rStyle w:val="Hipervnculo"/>
@@ -2781,7 +2780,7 @@
             <w:noProof/>
             <w:webHidden/>
           </w:rPr>
-          <w:instrText xml:space="preserve"> PAGEREF _Toc238462472 \h </w:instrText>
+          <w:instrText xml:space="preserve"> PAGEREF _Toc238707140 \h </w:instrText>
         </w:r>
         <w:r>
           <w:rPr>
@@ -2832,7 +2831,7 @@
           <w14:ligatures w14:val="standardContextual"/>
         </w:rPr>
       </w:pPr>
-      <w:hyperlink w:anchor="_Toc238462473" w:history="1">
+      <w:hyperlink w:anchor="_Toc238707141" w:history="1">
         <w:r>
           <w:rPr>
             <w:rStyle w:val="Hipervnculo"/>
@@ -2859,7 +2858,7 @@
             <w:noProof/>
             <w:webHidden/>
           </w:rPr>
-          <w:instrText xml:space="preserve"> PAGEREF _Toc238462473 \h </w:instrText>
+          <w:instrText xml:space="preserve"> PAGEREF _Toc238707141 \h </w:instrText>
         </w:r>
         <w:r>
           <w:rPr>
@@ -2909,7 +2908,7 @@
           <w14:ligatures w14:val="standardContextual"/>
         </w:rPr>
       </w:pPr>
-      <w:hyperlink w:anchor="_Toc238462474" w:history="1">
+      <w:hyperlink w:anchor="_Toc238707142" w:history="1">
         <w:r>
           <w:rPr>
             <w:rStyle w:val="Hipervnculo"/>
@@ -2936,7 +2935,7 @@
             <w:noProof/>
             <w:webHidden/>
           </w:rPr>
-          <w:instrText xml:space="preserve"> PAGEREF _Toc238462474 \h </w:instrText>
+          <w:instrText xml:space="preserve"> PAGEREF _Toc238707142 \h </w:instrText>
         </w:r>
         <w:r>
           <w:rPr>
@@ -2986,7 +2985,7 @@
           <w14:ligatures w14:val="standardContextual"/>
         </w:rPr>
       </w:pPr>
-      <w:hyperlink w:anchor="_Toc238462475" w:history="1">
+      <w:hyperlink w:anchor="_Toc238707143" w:history="1">
         <w:r>
           <w:rPr>
             <w:rStyle w:val="Hipervnculo"/>
@@ -3013,7 +3012,7 @@
             <w:noProof/>
             <w:webHidden/>
           </w:rPr>
-          <w:instrText xml:space="preserve"> PAGEREF _Toc238462475 \h </w:instrText>
+          <w:instrText xml:space="preserve"> PAGEREF _Toc238707143 \h </w:instrText>
         </w:r>
         <w:r>
           <w:rPr>
@@ -3063,7 +3062,7 @@
           <w14:ligatures w14:val="standardContextual"/>
         </w:rPr>
       </w:pPr>
-      <w:hyperlink w:anchor="_Toc238462476" w:history="1">
+      <w:hyperlink w:anchor="_Toc238707144" w:history="1">
         <w:r>
           <w:rPr>
             <w:rStyle w:val="Hipervnculo"/>
@@ -3090,7 +3089,7 @@
             <w:noProof/>
             <w:webHidden/>
           </w:rPr>
-          <w:instrText xml:space="preserve"> PAGEREF _Toc238462476 \h </w:instrText>
+          <w:instrText xml:space="preserve"> PAGEREF _Toc238707144 \h </w:instrText>
         </w:r>
         <w:r>
           <w:rPr>
@@ -3140,7 +3139,7 @@
           <w14:ligatures w14:val="standardContextual"/>
         </w:rPr>
       </w:pPr>
-      <w:hyperlink w:anchor="_Toc238462477" w:history="1">
+      <w:hyperlink w:anchor="_Toc238707145" w:history="1">
         <w:r>
           <w:rPr>
             <w:rStyle w:val="Hipervnculo"/>
@@ -3167,7 +3166,7 @@
             <w:noProof/>
             <w:webHidden/>
           </w:rPr>
-          <w:instrText xml:space="preserve"> PAGEREF _Toc238462477 \h </w:instrText>
+          <w:instrText xml:space="preserve"> PAGEREF _Toc238707145 \h </w:instrText>
         </w:r>
         <w:r>
           <w:rPr>
@@ -3217,7 +3216,7 @@
           <w14:ligatures w14:val="standardContextual"/>
         </w:rPr>
       </w:pPr>
-      <w:hyperlink w:anchor="_Toc238462478" w:history="1">
+      <w:hyperlink w:anchor="_Toc238707146" w:history="1">
         <w:r>
           <w:rPr>
             <w:rStyle w:val="Hipervnculo"/>
@@ -3244,7 +3243,7 @@
             <w:noProof/>
             <w:webHidden/>
           </w:rPr>
-          <w:instrText xml:space="preserve"> PAGEREF _Toc238462478 \h </w:instrText>
+          <w:instrText xml:space="preserve"> PAGEREF _Toc238707146 \h </w:instrText>
         </w:r>
         <w:r>
           <w:rPr>
@@ -3289,9 +3288,8 @@
       <w:pPr>
         <w:pStyle w:val="Ttulo"/>
       </w:pPr>
-      <w:bookmarkStart w:id="1" w:name="_Toc238462445"/>
-      <w:r>
-        <w:lastRenderedPageBreak/>
+      <w:bookmarkStart w:id="1" w:name="_Toc238707113"/>
+      <w:r>
         <w:t>Foreword</w:t>
       </w:r>
       <w:bookmarkEnd w:id="1"/>
@@ -3305,9 +3303,8 @@
       <w:pPr>
         <w:pStyle w:val="Ttulo"/>
       </w:pPr>
-      <w:bookmarkStart w:id="2" w:name="_Toc238462446"/>
-      <w:r>
-        <w:lastRenderedPageBreak/>
+      <w:bookmarkStart w:id="2" w:name="_Toc238707114"/>
+      <w:r>
         <w:t>1. Purpose, scope, and models</w:t>
       </w:r>
       <w:bookmarkEnd w:id="2"/>
@@ -3322,7 +3319,7 @@
         <w:pStyle w:val="Ttulo1"/>
         <w:spacing w:before="280"/>
       </w:pPr>
-      <w:bookmarkStart w:id="3" w:name="_Toc238462447"/>
+      <w:bookmarkStart w:id="3" w:name="_Toc238707115"/>
       <w:r>
         <w:t>1.1 Scope of this guide</w:t>
       </w:r>
@@ -3347,9 +3344,8 @@
       <w:pPr>
         <w:pStyle w:val="Ttulo"/>
       </w:pPr>
-      <w:bookmarkStart w:id="4" w:name="_Toc238462448"/>
-      <w:r>
-        <w:lastRenderedPageBreak/>
+      <w:bookmarkStart w:id="4" w:name="_Toc238707116"/>
+      <w:r>
         <w:t>2. Activation and producer selection</w:t>
       </w:r>
       <w:bookmarkEnd w:id="4"/>
@@ -3359,7 +3355,7 @@
         <w:pStyle w:val="Ttulo1"/>
         <w:spacing w:before="280"/>
       </w:pPr>
-      <w:bookmarkStart w:id="5" w:name="_Toc238462449"/>
+      <w:bookmarkStart w:id="5" w:name="_Toc238707117"/>
       <w:r>
         <w:t>2.1 Console command</w:t>
       </w:r>
@@ -3817,7 +3813,7 @@
         <w:pStyle w:val="Ttulo1"/>
         <w:spacing w:before="280"/>
       </w:pPr>
-      <w:bookmarkStart w:id="6" w:name="_Toc238462450"/>
+      <w:bookmarkStart w:id="6" w:name="_Toc238707118"/>
       <w:r>
         <w:t>2.2 Conditions and special paths</w:t>
       </w:r>
@@ -3875,9 +3871,8 @@
       <w:pPr>
         <w:pStyle w:val="Ttulo"/>
       </w:pPr>
-      <w:bookmarkStart w:id="7" w:name="_Toc238462451"/>
-      <w:r>
-        <w:lastRenderedPageBreak/>
+      <w:bookmarkStart w:id="7" w:name="_Toc238707119"/>
+      <w:r>
         <w:t>3. Common file structure</w:t>
       </w:r>
       <w:bookmarkEnd w:id="7"/>
@@ -3887,7 +3882,7 @@
         <w:pStyle w:val="Ttulo1"/>
         <w:spacing w:before="280"/>
       </w:pPr>
-      <w:bookmarkStart w:id="8" w:name="_Toc238462452"/>
+      <w:bookmarkStart w:id="8" w:name="_Toc238707120"/>
       <w:r>
         <w:t>3.1 Physical hierarchy</w:t>
       </w:r>
@@ -4208,7 +4203,7 @@
         <w:pStyle w:val="Ttulo1"/>
         <w:spacing w:before="280"/>
       </w:pPr>
-      <w:bookmarkStart w:id="9" w:name="_Toc238462453"/>
+      <w:bookmarkStart w:id="9" w:name="_Toc238707121"/>
       <w:r>
         <w:t>3.2 Timing rules</w:t>
       </w:r>
@@ -4290,9 +4285,8 @@
       <w:pPr>
         <w:pStyle w:val="Ttulo"/>
       </w:pPr>
-      <w:bookmarkStart w:id="10" w:name="_Toc238462454"/>
-      <w:r>
-        <w:lastRenderedPageBreak/>
+      <w:bookmarkStart w:id="10" w:name="_Toc238707122"/>
+      <w:r>
         <w:t>4. Common framework records</w:t>
       </w:r>
       <w:bookmarkEnd w:id="10"/>
@@ -4302,7 +4296,7 @@
         <w:pStyle w:val="Ttulo1"/>
         <w:spacing w:before="280"/>
       </w:pPr>
-      <w:bookmarkStart w:id="11" w:name="_Toc238462455"/>
+      <w:bookmarkStart w:id="11" w:name="_Toc238707123"/>
       <w:r>
         <w:t>CPU — Info Cycle</w:t>
       </w:r>
@@ -4368,7 +4362,7 @@
         <w:pStyle w:val="Ttulo1"/>
         <w:spacing w:before="280"/>
       </w:pPr>
-      <w:bookmarkStart w:id="12" w:name="_Toc238462456"/>
+      <w:bookmarkStart w:id="12" w:name="_Toc238707124"/>
       <w:r>
         <w:t>CPU — Transaction about to execute</w:t>
       </w:r>
@@ -4434,7 +4428,7 @@
         <w:pStyle w:val="Ttulo1"/>
         <w:spacing w:before="280"/>
       </w:pPr>
-      <w:bookmarkStart w:id="13" w:name="_Toc238462457"/>
+      <w:bookmarkStart w:id="13" w:name="_Toc238707125"/>
       <w:r>
         <w:t>CPU — Executed instruction</w:t>
       </w:r>
@@ -4500,7 +4494,7 @@
         <w:pStyle w:val="Ttulo1"/>
         <w:spacing w:before="280"/>
       </w:pPr>
-      <w:bookmarkStart w:id="14" w:name="_Toc238462458"/>
+      <w:bookmarkStart w:id="14" w:name="_Toc238707126"/>
       <w:r>
         <w:t>CPU — Stop</w:t>
       </w:r>
@@ -4555,7 +4549,6 @@
         <w:rPr>
           <w:b/>
         </w:rPr>
-        <w:lastRenderedPageBreak/>
         <w:t>Status:</w:t>
       </w:r>
       <w:r>
@@ -4567,7 +4560,7 @@
         <w:pStyle w:val="Ttulo1"/>
         <w:spacing w:before="280"/>
       </w:pPr>
-      <w:bookmarkStart w:id="15" w:name="_Toc238462459"/>
+      <w:bookmarkStart w:id="15" w:name="_Toc238707127"/>
       <w:r>
         <w:t>CPU — Interrupts</w:t>
       </w:r>
@@ -4633,7 +4626,7 @@
         <w:pStyle w:val="Ttulo1"/>
         <w:spacing w:before="280"/>
       </w:pPr>
-      <w:bookmarkStart w:id="16" w:name="_Toc238462460"/>
+      <w:bookmarkStart w:id="16" w:name="_Toc238707128"/>
       <w:r>
         <w:t>Memory — Applied Set</w:t>
       </w:r>
@@ -4698,9 +4691,8 @@
       <w:pPr>
         <w:pStyle w:val="Ttulo"/>
       </w:pPr>
-      <w:bookmarkStart w:id="17" w:name="_Toc238462461"/>
-      <w:r>
-        <w:lastRenderedPageBreak/>
+      <w:bookmarkStart w:id="17" w:name="_Toc238707129"/>
+      <w:r>
         <w:t>5. Machine-specific components</w:t>
       </w:r>
       <w:bookmarkEnd w:id="17"/>
@@ -4710,7 +4702,7 @@
         <w:pStyle w:val="Ttulo1"/>
         <w:spacing w:before="280"/>
       </w:pPr>
-      <w:bookmarkStart w:id="18" w:name="_Toc238462462"/>
+      <w:bookmarkStart w:id="18" w:name="_Toc238707130"/>
       <w:r>
         <w:t>5.1 Selectable inventory</w:t>
       </w:r>
@@ -5101,7 +5093,7 @@
         <w:pStyle w:val="Ttulo1"/>
         <w:spacing w:before="280"/>
       </w:pPr>
-      <w:bookmarkStart w:id="19" w:name="_Toc238462463"/>
+      <w:bookmarkStart w:id="19" w:name="_Toc238707131"/>
       <w:r>
         <w:t>5.2 Record catalog</w:t>
       </w:r>
@@ -5111,7 +5103,7 @@
       <w:pPr>
         <w:pStyle w:val="Ttulo2"/>
       </w:pPr>
-      <w:bookmarkStart w:id="20" w:name="_Toc238462464"/>
+      <w:bookmarkStart w:id="20" w:name="_Toc238707132"/>
       <w:r>
         <w:t>ULA — Info Cycle</w:t>
       </w:r>
@@ -5165,7 +5157,7 @@
       <w:pPr>
         <w:pStyle w:val="Ttulo2"/>
       </w:pPr>
-      <w:bookmarkStart w:id="21" w:name="_Toc238462465"/>
+      <w:bookmarkStart w:id="21" w:name="_Toc238707133"/>
       <w:r>
         <w:t>ZX81DN — Datasette trap executed</w:t>
       </w:r>
@@ -5219,7 +5211,7 @@
       <w:pPr>
         <w:pStyle w:val="Ttulo2"/>
       </w:pPr>
-      <w:bookmarkStart w:id="22" w:name="_Toc238462466"/>
+      <w:bookmarkStart w:id="22" w:name="_Toc238707134"/>
       <w:r>
         <w:t>ZX81PRT — Printer trap executed</w:t>
       </w:r>
@@ -5273,9 +5265,8 @@
       <w:pPr>
         <w:pStyle w:val="Ttulo"/>
       </w:pPr>
-      <w:bookmarkStart w:id="23" w:name="_Toc238462467"/>
-      <w:r>
-        <w:lastRenderedPageBreak/>
+      <w:bookmarkStart w:id="23" w:name="_Toc238707135"/>
+      <w:r>
         <w:t>6. Interpretation method</w:t>
       </w:r>
       <w:bookmarkEnd w:id="23"/>
@@ -5285,7 +5276,7 @@
         <w:pStyle w:val="Ttulo1"/>
         <w:spacing w:before="280"/>
       </w:pPr>
-      <w:bookmarkStart w:id="24" w:name="_Toc238462468"/>
+      <w:bookmarkStart w:id="24" w:name="_Toc238707136"/>
       <w:r>
         <w:t>6.1 Recommended procedure</w:t>
       </w:r>
@@ -5368,7 +5359,7 @@
         <w:pStyle w:val="Ttulo1"/>
         <w:spacing w:before="280"/>
       </w:pPr>
-      <w:bookmarkStart w:id="25" w:name="_Toc238462469"/>
+      <w:bookmarkStart w:id="25" w:name="_Toc238707137"/>
       <w:r>
         <w:t>6.2 Annotated example</w:t>
       </w:r>
@@ -5454,9 +5445,8 @@
       <w:pPr>
         <w:pStyle w:val="Ttulo"/>
       </w:pPr>
-      <w:bookmarkStart w:id="26" w:name="_Toc238462470"/>
-      <w:r>
-        <w:lastRenderedPageBreak/>
+      <w:bookmarkStart w:id="26" w:name="_Toc238707138"/>
+      <w:r>
         <w:t>7. Limitations and maintenance</w:t>
       </w:r>
       <w:bookmarkEnd w:id="26"/>
@@ -5466,7 +5456,7 @@
         <w:pStyle w:val="Ttulo1"/>
         <w:spacing w:before="280"/>
       </w:pPr>
-      <w:bookmarkStart w:id="27" w:name="_Toc238462471"/>
+      <w:bookmarkStart w:id="27" w:name="_Toc238707139"/>
       <w:r>
         <w:t>7.1 Specific limitations</w:t>
       </w:r>
@@ -5513,7 +5503,7 @@
         <w:pStyle w:val="Ttulo1"/>
         <w:spacing w:before="280"/>
       </w:pPr>
-      <w:bookmarkStart w:id="28" w:name="_Toc238462472"/>
+      <w:bookmarkStart w:id="28" w:name="_Toc238707140"/>
       <w:r>
         <w:t>7.2 Maintenance contract</w:t>
       </w:r>
@@ -5571,9 +5561,8 @@
       <w:pPr>
         <w:pStyle w:val="Ttulo"/>
       </w:pPr>
-      <w:bookmarkStart w:id="29" w:name="_Toc238462473"/>
-      <w:r>
-        <w:lastRenderedPageBreak/>
+      <w:bookmarkStart w:id="29" w:name="_Toc238707141"/>
+      <w:r>
         <w:t>Appendices</w:t>
       </w:r>
       <w:bookmarkEnd w:id="29"/>
@@ -5582,7 +5571,7 @@
       <w:pPr>
         <w:pStyle w:val="Ttulo1"/>
       </w:pPr>
-      <w:bookmarkStart w:id="30" w:name="_Toc238462474"/>
+      <w:bookmarkStart w:id="30" w:name="_Toc238707142"/>
       <w:r>
         <w:t>Appendix A. Provenance and revision</w:t>
       </w:r>
@@ -5595,7 +5584,6 @@
     </w:p>
     <w:p>
       <w:r>
-        <w:lastRenderedPageBreak/>
         <w:t>Structured sources: .codex/documentation/debug-files/sources/debug-common.yaml and .codex/documentation/debug-files/sources/zx80-zx81.yaml.</w:t>
       </w:r>
     </w:p>
@@ -5604,7 +5592,7 @@
         <w:pStyle w:val="Ttulo1"/>
         <w:spacing w:before="280"/>
       </w:pPr>
-      <w:bookmarkStart w:id="31" w:name="_Toc238462475"/>
+      <w:bookmarkStart w:id="31" w:name="_Toc238707143"/>
       <w:r>
         <w:t>A.1 Watched source files</w:t>
       </w:r>
@@ -6269,7 +6257,7 @@
         <w:pStyle w:val="Ttulo1"/>
         <w:spacing w:before="280"/>
       </w:pPr>
-      <w:bookmarkStart w:id="32" w:name="_Toc238462476"/>
+      <w:bookmarkStart w:id="32" w:name="_Toc238707144"/>
       <w:r>
         <w:t>A.2 Revision history</w:t>
       </w:r>
@@ -6440,7 +6428,7 @@
       <w:pPr>
         <w:pStyle w:val="Ttulo1"/>
       </w:pPr>
-      <w:bookmarkStart w:id="33" w:name="_Toc238462477"/>
+      <w:bookmarkStart w:id="33" w:name="_Toc238707145"/>
       <w:r>
         <w:t>Illustrations</w:t>
       </w:r>
@@ -6480,9 +6468,8 @@
       <w:pPr>
         <w:pStyle w:val="Ttulo1"/>
       </w:pPr>
-      <w:bookmarkStart w:id="34" w:name="_Toc238462478"/>
-      <w:r>
-        <w:lastRenderedPageBreak/>
+      <w:bookmarkStart w:id="34" w:name="_Toc238707146"/>
+      <w:r>
         <w:t>Equations</w:t>
       </w:r>
       <w:bookmarkEnd w:id="34"/>
@@ -6586,7 +6573,7 @@
         <w:noProof/>
       </w:rPr>
       <w:drawing>
-        <wp:inline distT="0" distB="0" distL="0" distR="0" wp14:anchorId="60270978" wp14:editId="54A3357B">
+        <wp:inline distT="0" distB="0" distL="0" distR="0" wp14:anchorId="2AC7AA0A" wp14:editId="48D31D7F">
           <wp:extent cx="576000" cy="459360"/>
           <wp:effectExtent l="0" t="0" r="0" b="0"/>
           <wp:docPr id="1" name="ARGOS framework mark" descr="ARGOS framework mark"/>
@@ -6996,10 +6983,10 @@
         <w:noProof/>
       </w:rPr>
       <w:drawing>
-        <wp:inline distT="0" distB="0" distL="0" distR="0" wp14:anchorId="14479750" wp14:editId="1984938F">
+        <wp:inline distT="0" distB="0" distL="0" distR="0" wp14:anchorId="661F5F23" wp14:editId="5C919EED">
           <wp:extent cx="1512000" cy="1205820"/>
           <wp:effectExtent l="0" t="0" r="0" b="0"/>
-          <wp:docPr id="1312523583" name="ARGOS framework mark" descr="ARGOS framework mark"/>
+          <wp:docPr id="1160549115" name="ARGOS framework mark" descr="ARGOS framework mark"/>
           <wp:cNvGraphicFramePr>
             <a:graphicFrameLocks xmlns:a="http://schemas.openxmlformats.org/drawingml/2006/main" noChangeAspect="1"/>
           </wp:cNvGraphicFramePr>
@@ -9972,19 +9959,19 @@
   <w:num w:numId="26" w16cid:durableId="846600881">
     <w:abstractNumId w:val="20"/>
   </w:num>
-  <w:num w:numId="27" w16cid:durableId="1795903354">
+  <w:num w:numId="27" w16cid:durableId="1973556128">
     <w:abstractNumId w:val="0"/>
   </w:num>
-  <w:num w:numId="28" w16cid:durableId="1325285192">
+  <w:num w:numId="28" w16cid:durableId="1837258568">
     <w:abstractNumId w:val="0"/>
   </w:num>
-  <w:num w:numId="29" w16cid:durableId="2143229377">
+  <w:num w:numId="29" w16cid:durableId="2093120542">
     <w:abstractNumId w:val="6"/>
   </w:num>
-  <w:num w:numId="30" w16cid:durableId="1624574001">
+  <w:num w:numId="30" w16cid:durableId="2092970410">
     <w:abstractNumId w:val="0"/>
   </w:num>
-  <w:num w:numId="31" w16cid:durableId="1610746358">
+  <w:num w:numId="31" w16cid:durableId="140738061">
     <w:abstractNumId w:val="0"/>
   </w:num>
 </w:numbering>
